--- a/bitacora-renato-hn.docx
+++ b/bitacora-renato-hn.docx
@@ -587,12 +587,11 @@
           <w:p>
             <w:pPr>
               <w:widowControl w:val="0"/>
-              <w:numPr>
-                <w:ilvl w:val="0"/>
-                <w:numId w:val="14"/>
-              </w:numPr>
-              <w:spacing w:line="240" w:lineRule="auto"/>
-            </w:pPr>
+              <w:spacing w:line="240" w:lineRule="auto"/>
+            </w:pPr>
+            <w:r>
+              <w:t xml:space="preserve">SI </w:t>
+            </w:r>
           </w:p>
         </w:tc>
         <w:tc>
@@ -669,23 +668,7 @@
                 <w:sz w:val="20"/>
                 <w:szCs w:val="20"/>
               </w:rPr>
-              <w:t xml:space="preserve"> al </w:t>
-            </w:r>
-            <w:proofErr w:type="gramStart"/>
-            <w:r>
-              <w:rPr>
-                <w:sz w:val="20"/>
-                <w:szCs w:val="20"/>
-              </w:rPr>
-              <w:t>Jueves</w:t>
-            </w:r>
-            <w:proofErr w:type="gramEnd"/>
-            <w:r>
-              <w:rPr>
-                <w:sz w:val="20"/>
-                <w:szCs w:val="20"/>
-              </w:rPr>
-              <w:t xml:space="preserve"> </w:t>
+              <w:t xml:space="preserve"> al Jueves </w:t>
             </w:r>
             <w:r>
               <w:rPr>
@@ -725,12 +708,11 @@
           <w:p>
             <w:pPr>
               <w:widowControl w:val="0"/>
-              <w:numPr>
-                <w:ilvl w:val="0"/>
-                <w:numId w:val="12"/>
-              </w:numPr>
-              <w:spacing w:line="240" w:lineRule="auto"/>
-            </w:pPr>
+              <w:spacing w:line="240" w:lineRule="auto"/>
+            </w:pPr>
+            <w:r>
+              <w:t>SI</w:t>
+            </w:r>
           </w:p>
         </w:tc>
         <w:tc>
@@ -765,7 +747,16 @@
               <w:widowControl w:val="0"/>
               <w:spacing w:line="240" w:lineRule="auto"/>
               <w:jc w:val="both"/>
-            </w:pPr>
+              <w:rPr>
+                <w:highlight w:val="yellow"/>
+              </w:rPr>
+            </w:pPr>
+            <w:r>
+              <w:rPr>
+                <w:highlight w:val="yellow"/>
+              </w:rPr>
+              <w:t>SE REALIZARÁ DESDE CARPETA LOCAL A GITHUB, EL USO DE GOOGLE DRIVE SE DESCARTA</w:t>
+            </w:r>
           </w:p>
         </w:tc>
         <w:tc>
@@ -803,12 +794,11 @@
           <w:p>
             <w:pPr>
               <w:widowControl w:val="0"/>
-              <w:numPr>
-                <w:ilvl w:val="0"/>
-                <w:numId w:val="13"/>
-              </w:numPr>
-              <w:spacing w:line="240" w:lineRule="auto"/>
-            </w:pPr>
+              <w:spacing w:line="240" w:lineRule="auto"/>
+            </w:pPr>
+            <w:r>
+              <w:t>SI</w:t>
+            </w:r>
           </w:p>
         </w:tc>
         <w:tc>
@@ -873,12 +863,11 @@
           <w:p>
             <w:pPr>
               <w:widowControl w:val="0"/>
-              <w:numPr>
-                <w:ilvl w:val="0"/>
-                <w:numId w:val="7"/>
-              </w:numPr>
-              <w:spacing w:line="240" w:lineRule="auto"/>
-            </w:pPr>
+              <w:spacing w:line="240" w:lineRule="auto"/>
+            </w:pPr>
+            <w:r>
+              <w:t>SI</w:t>
+            </w:r>
           </w:p>
         </w:tc>
         <w:tc>
@@ -951,12 +940,11 @@
           <w:p>
             <w:pPr>
               <w:widowControl w:val="0"/>
-              <w:numPr>
-                <w:ilvl w:val="0"/>
-                <w:numId w:val="17"/>
-              </w:numPr>
-              <w:spacing w:line="240" w:lineRule="auto"/>
-            </w:pPr>
+              <w:spacing w:line="240" w:lineRule="auto"/>
+            </w:pPr>
+            <w:r>
+              <w:t>SINO</w:t>
+            </w:r>
           </w:p>
         </w:tc>
         <w:tc>
@@ -990,10 +978,6 @@
               <w:widowControl w:val="0"/>
               <w:spacing w:line="240" w:lineRule="auto"/>
               <w:jc w:val="both"/>
-              <w:rPr>
-                <w:sz w:val="18"/>
-                <w:szCs w:val="18"/>
-              </w:rPr>
             </w:pPr>
             <w:r>
               <w:t xml:space="preserve">En función de </w:t>
@@ -1020,6 +1004,253 @@
               <w:t xml:space="preserve">y de visitas al laboratorio, cumplir cada hito con imágenes… </w:t>
             </w:r>
           </w:p>
+          <w:p>
+            <w:pPr>
+              <w:widowControl w:val="0"/>
+              <w:spacing w:line="240" w:lineRule="auto"/>
+              <w:jc w:val="both"/>
+            </w:pPr>
+          </w:p>
+          <w:p>
+            <w:pPr>
+              <w:widowControl w:val="0"/>
+              <w:spacing w:line="240" w:lineRule="auto"/>
+              <w:jc w:val="both"/>
+              <w:rPr>
+                <w:highlight w:val="yellow"/>
+              </w:rPr>
+            </w:pPr>
+            <w:r>
+              <w:rPr>
+                <w:highlight w:val="yellow"/>
+              </w:rPr>
+              <w:t xml:space="preserve">FALTA: </w:t>
+            </w:r>
+          </w:p>
+          <w:p>
+            <w:pPr>
+              <w:pStyle w:val="Prrafodelista"/>
+              <w:widowControl w:val="0"/>
+              <w:numPr>
+                <w:ilvl w:val="0"/>
+                <w:numId w:val="21"/>
+              </w:numPr>
+              <w:spacing w:line="240" w:lineRule="auto"/>
+              <w:jc w:val="both"/>
+              <w:rPr>
+                <w:highlight w:val="yellow"/>
+              </w:rPr>
+            </w:pPr>
+            <w:r>
+              <w:rPr>
+                <w:highlight w:val="yellow"/>
+              </w:rPr>
+              <w:t xml:space="preserve">Esquema de conexiones entre los dispositivos del </w:t>
+            </w:r>
+            <w:proofErr w:type="spellStart"/>
+            <w:r>
+              <w:rPr>
+                <w:highlight w:val="yellow"/>
+              </w:rPr>
+              <w:t>lab</w:t>
+            </w:r>
+            <w:proofErr w:type="spellEnd"/>
+            <w:r>
+              <w:rPr>
+                <w:highlight w:val="yellow"/>
+              </w:rPr>
+              <w:t>,</w:t>
+            </w:r>
+          </w:p>
+          <w:p>
+            <w:pPr>
+              <w:pStyle w:val="Prrafodelista"/>
+              <w:widowControl w:val="0"/>
+              <w:numPr>
+                <w:ilvl w:val="0"/>
+                <w:numId w:val="21"/>
+              </w:numPr>
+              <w:spacing w:line="240" w:lineRule="auto"/>
+              <w:jc w:val="both"/>
+              <w:rPr>
+                <w:highlight w:val="yellow"/>
+              </w:rPr>
+            </w:pPr>
+            <w:r>
+              <w:rPr>
+                <w:highlight w:val="yellow"/>
+              </w:rPr>
+              <w:t>Añadir links a referencias</w:t>
+            </w:r>
+          </w:p>
+          <w:p>
+            <w:pPr>
+              <w:pStyle w:val="Prrafodelista"/>
+              <w:widowControl w:val="0"/>
+              <w:numPr>
+                <w:ilvl w:val="0"/>
+                <w:numId w:val="21"/>
+              </w:numPr>
+              <w:spacing w:line="240" w:lineRule="auto"/>
+              <w:jc w:val="both"/>
+              <w:rPr>
+                <w:highlight w:val="yellow"/>
+              </w:rPr>
+            </w:pPr>
+            <w:r>
+              <w:rPr>
+                <w:highlight w:val="yellow"/>
+              </w:rPr>
+              <w:t xml:space="preserve">Insertar </w:t>
+            </w:r>
+            <w:proofErr w:type="spellStart"/>
+            <w:r>
+              <w:rPr>
+                <w:highlight w:val="yellow"/>
+              </w:rPr>
+              <w:t>titulo</w:t>
+            </w:r>
+            <w:proofErr w:type="spellEnd"/>
+            <w:r>
+              <w:rPr>
+                <w:highlight w:val="yellow"/>
+              </w:rPr>
+              <w:t xml:space="preserve"> a imágenes</w:t>
+            </w:r>
+          </w:p>
+          <w:p>
+            <w:pPr>
+              <w:pStyle w:val="Prrafodelista"/>
+              <w:widowControl w:val="0"/>
+              <w:numPr>
+                <w:ilvl w:val="0"/>
+                <w:numId w:val="21"/>
+              </w:numPr>
+              <w:spacing w:line="240" w:lineRule="auto"/>
+              <w:jc w:val="both"/>
+              <w:rPr>
+                <w:highlight w:val="yellow"/>
+              </w:rPr>
+            </w:pPr>
+            <w:r>
+              <w:rPr>
+                <w:highlight w:val="yellow"/>
+              </w:rPr>
+              <w:t>Tomar BUENAS fotos de todo el equipo</w:t>
+            </w:r>
+          </w:p>
+          <w:p>
+            <w:pPr>
+              <w:pStyle w:val="Prrafodelista"/>
+              <w:widowControl w:val="0"/>
+              <w:numPr>
+                <w:ilvl w:val="0"/>
+                <w:numId w:val="21"/>
+              </w:numPr>
+              <w:spacing w:line="240" w:lineRule="auto"/>
+              <w:jc w:val="both"/>
+              <w:rPr>
+                <w:highlight w:val="yellow"/>
+              </w:rPr>
+            </w:pPr>
+            <w:r>
+              <w:rPr>
+                <w:highlight w:val="yellow"/>
+              </w:rPr>
+              <w:t xml:space="preserve">Tomar buenas fotos de los materiales de medición, hacer una sección de </w:t>
+            </w:r>
+            <w:proofErr w:type="spellStart"/>
+            <w:r>
+              <w:rPr>
+                <w:highlight w:val="yellow"/>
+              </w:rPr>
+              <w:t>catalogo</w:t>
+            </w:r>
+            <w:proofErr w:type="spellEnd"/>
+            <w:r>
+              <w:rPr>
+                <w:highlight w:val="yellow"/>
+              </w:rPr>
+              <w:t xml:space="preserve"> de los materiales</w:t>
+            </w:r>
+          </w:p>
+          <w:p>
+            <w:pPr>
+              <w:pStyle w:val="Prrafodelista"/>
+              <w:widowControl w:val="0"/>
+              <w:numPr>
+                <w:ilvl w:val="0"/>
+                <w:numId w:val="21"/>
+              </w:numPr>
+              <w:spacing w:line="240" w:lineRule="auto"/>
+              <w:jc w:val="both"/>
+              <w:rPr>
+                <w:highlight w:val="yellow"/>
+              </w:rPr>
+            </w:pPr>
+            <w:r>
+              <w:rPr>
+                <w:highlight w:val="yellow"/>
+              </w:rPr>
+              <w:t>Identificar los tipos de fierros y maderas para poder catalogar</w:t>
+            </w:r>
+          </w:p>
+          <w:p>
+            <w:pPr>
+              <w:pStyle w:val="Prrafodelista"/>
+              <w:widowControl w:val="0"/>
+              <w:numPr>
+                <w:ilvl w:val="0"/>
+                <w:numId w:val="21"/>
+              </w:numPr>
+              <w:spacing w:line="240" w:lineRule="auto"/>
+              <w:jc w:val="both"/>
+              <w:rPr>
+                <w:highlight w:val="yellow"/>
+              </w:rPr>
+            </w:pPr>
+            <w:r>
+              <w:rPr>
+                <w:highlight w:val="yellow"/>
+              </w:rPr>
+              <w:t xml:space="preserve">Explicar el funcionamiento del </w:t>
+            </w:r>
+            <w:proofErr w:type="spellStart"/>
+            <w:r>
+              <w:rPr>
+                <w:highlight w:val="yellow"/>
+              </w:rPr>
+              <w:t>codigo</w:t>
+            </w:r>
+            <w:proofErr w:type="spellEnd"/>
+            <w:r>
+              <w:rPr>
+                <w:highlight w:val="yellow"/>
+              </w:rPr>
+              <w:t xml:space="preserve"> de </w:t>
+            </w:r>
+            <w:proofErr w:type="spellStart"/>
+            <w:r>
+              <w:rPr>
+                <w:highlight w:val="yellow"/>
+              </w:rPr>
+              <w:t>matlab</w:t>
+            </w:r>
+            <w:proofErr w:type="spellEnd"/>
+            <w:r>
+              <w:rPr>
+                <w:highlight w:val="yellow"/>
+              </w:rPr>
+              <w:t xml:space="preserve"> </w:t>
+            </w:r>
+          </w:p>
+          <w:p>
+            <w:pPr>
+              <w:widowControl w:val="0"/>
+              <w:spacing w:line="240" w:lineRule="auto"/>
+              <w:jc w:val="both"/>
+            </w:pPr>
+          </w:p>
         </w:tc>
         <w:tc>
           <w:tcPr>
@@ -1052,23 +1283,7 @@
                 <w:sz w:val="20"/>
                 <w:szCs w:val="20"/>
               </w:rPr>
-              <w:t xml:space="preserve"> al </w:t>
-            </w:r>
-            <w:proofErr w:type="gramStart"/>
-            <w:r>
-              <w:rPr>
-                <w:sz w:val="20"/>
-                <w:szCs w:val="20"/>
-              </w:rPr>
-              <w:t>Jueves</w:t>
-            </w:r>
-            <w:proofErr w:type="gramEnd"/>
-            <w:r>
-              <w:rPr>
-                <w:sz w:val="20"/>
-                <w:szCs w:val="20"/>
-              </w:rPr>
-              <w:t xml:space="preserve"> </w:t>
+              <w:t xml:space="preserve"> al Jueves </w:t>
             </w:r>
             <w:r>
               <w:rPr>
@@ -1097,6 +1312,7 @@
               <w:jc w:val="center"/>
             </w:pPr>
             <w:r>
+              <w:lastRenderedPageBreak/>
               <w:t>2.1</w:t>
             </w:r>
           </w:p>
@@ -1108,12 +1324,11 @@
           <w:p>
             <w:pPr>
               <w:widowControl w:val="0"/>
-              <w:numPr>
-                <w:ilvl w:val="0"/>
-                <w:numId w:val="4"/>
-              </w:numPr>
-              <w:spacing w:line="240" w:lineRule="auto"/>
-            </w:pPr>
+              <w:spacing w:line="240" w:lineRule="auto"/>
+            </w:pPr>
+            <w:r>
+              <w:t>SI</w:t>
+            </w:r>
           </w:p>
         </w:tc>
         <w:tc>
@@ -1141,6 +1356,15 @@
               <w:spacing w:line="240" w:lineRule="auto"/>
               <w:jc w:val="both"/>
             </w:pPr>
+            <w:r>
+              <w:rPr>
+                <w:highlight w:val="yellow"/>
+              </w:rPr>
+              <w:t>Faltan buenas imágenes</w:t>
+            </w:r>
+            <w:r>
+              <w:t xml:space="preserve"> </w:t>
+            </w:r>
           </w:p>
         </w:tc>
         <w:tc>
@@ -1178,12 +1402,11 @@
           <w:p>
             <w:pPr>
               <w:widowControl w:val="0"/>
-              <w:numPr>
-                <w:ilvl w:val="0"/>
-                <w:numId w:val="3"/>
-              </w:numPr>
-              <w:spacing w:line="240" w:lineRule="auto"/>
-            </w:pPr>
+              <w:spacing w:line="240" w:lineRule="auto"/>
+            </w:pPr>
+            <w:r>
+              <w:t>SI</w:t>
+            </w:r>
           </w:p>
         </w:tc>
         <w:tc>
@@ -1276,12 +1499,11 @@
           <w:p>
             <w:pPr>
               <w:widowControl w:val="0"/>
-              <w:numPr>
-                <w:ilvl w:val="0"/>
-                <w:numId w:val="8"/>
-              </w:numPr>
-              <w:spacing w:line="240" w:lineRule="auto"/>
-            </w:pPr>
+              <w:spacing w:line="240" w:lineRule="auto"/>
+            </w:pPr>
+            <w:r>
+              <w:t>SI</w:t>
+            </w:r>
           </w:p>
         </w:tc>
         <w:tc>
@@ -1308,7 +1530,24 @@
               <w:widowControl w:val="0"/>
               <w:spacing w:line="240" w:lineRule="auto"/>
               <w:jc w:val="both"/>
-            </w:pPr>
+              <w:rPr>
+                <w:highlight w:val="yellow"/>
+              </w:rPr>
+            </w:pPr>
+            <w:r>
+              <w:rPr>
+                <w:highlight w:val="yellow"/>
+              </w:rPr>
+              <w:t xml:space="preserve">Falta el método de obtención de resultados con </w:t>
+            </w:r>
+            <w:proofErr w:type="spellStart"/>
+            <w:r>
+              <w:rPr>
+                <w:highlight w:val="yellow"/>
+              </w:rPr>
+              <w:t>matlab</w:t>
+            </w:r>
+            <w:proofErr w:type="spellEnd"/>
           </w:p>
         </w:tc>
         <w:tc>
@@ -1346,12 +1585,11 @@
           <w:p>
             <w:pPr>
               <w:widowControl w:val="0"/>
-              <w:numPr>
-                <w:ilvl w:val="0"/>
-                <w:numId w:val="1"/>
-              </w:numPr>
-              <w:spacing w:line="240" w:lineRule="auto"/>
-            </w:pPr>
+              <w:spacing w:line="240" w:lineRule="auto"/>
+            </w:pPr>
+            <w:r>
+              <w:t>si</w:t>
+            </w:r>
           </w:p>
         </w:tc>
         <w:tc>
@@ -1365,11 +1603,7 @@
               <w:jc w:val="both"/>
             </w:pPr>
             <w:r>
-              <w:t xml:space="preserve">hito: Dejar escrito en el informe de resultados el </w:t>
-            </w:r>
-            <w:r>
-              <w:lastRenderedPageBreak/>
-              <w:t>método específico a seguir en cada medición</w:t>
+              <w:t>hito: Dejar escrito en el informe de resultados el método específico a seguir en cada medición</w:t>
             </w:r>
           </w:p>
         </w:tc>
@@ -1498,12 +1732,14 @@
           <w:p>
             <w:pPr>
               <w:widowControl w:val="0"/>
-              <w:numPr>
-                <w:ilvl w:val="0"/>
-                <w:numId w:val="2"/>
-              </w:numPr>
-              <w:spacing w:line="240" w:lineRule="auto"/>
-            </w:pPr>
+              <w:spacing w:line="240" w:lineRule="auto"/>
+              <w:rPr>
+                <w:u w:val="single"/>
+              </w:rPr>
+            </w:pPr>
+            <w:r>
+              <w:t>SI</w:t>
+            </w:r>
           </w:p>
         </w:tc>
         <w:tc>
@@ -1574,23 +1810,7 @@
                 <w:sz w:val="20"/>
                 <w:szCs w:val="20"/>
               </w:rPr>
-              <w:t xml:space="preserve"> al </w:t>
-            </w:r>
-            <w:proofErr w:type="gramStart"/>
-            <w:r>
-              <w:rPr>
-                <w:sz w:val="20"/>
-                <w:szCs w:val="20"/>
-              </w:rPr>
-              <w:t>Jueves</w:t>
-            </w:r>
-            <w:proofErr w:type="gramEnd"/>
-            <w:r>
-              <w:rPr>
-                <w:sz w:val="20"/>
-                <w:szCs w:val="20"/>
-              </w:rPr>
-              <w:t xml:space="preserve"> </w:t>
+              <w:t xml:space="preserve"> al Jueves </w:t>
             </w:r>
             <w:r>
               <w:rPr>
@@ -1627,12 +1847,11 @@
           <w:p>
             <w:pPr>
               <w:widowControl w:val="0"/>
-              <w:numPr>
-                <w:ilvl w:val="0"/>
-                <w:numId w:val="2"/>
-              </w:numPr>
-              <w:spacing w:line="240" w:lineRule="auto"/>
-            </w:pPr>
+              <w:spacing w:line="240" w:lineRule="auto"/>
+            </w:pPr>
+            <w:r>
+              <w:t>SI</w:t>
+            </w:r>
           </w:p>
         </w:tc>
         <w:tc>
@@ -1700,23 +1919,7 @@
                 <w:sz w:val="20"/>
                 <w:szCs w:val="20"/>
               </w:rPr>
-              <w:t xml:space="preserve"> al </w:t>
-            </w:r>
-            <w:proofErr w:type="gramStart"/>
-            <w:r>
-              <w:rPr>
-                <w:sz w:val="20"/>
-                <w:szCs w:val="20"/>
-              </w:rPr>
-              <w:t>Viernes</w:t>
-            </w:r>
-            <w:proofErr w:type="gramEnd"/>
-            <w:r>
-              <w:rPr>
-                <w:sz w:val="20"/>
-                <w:szCs w:val="20"/>
-              </w:rPr>
-              <w:t xml:space="preserve"> </w:t>
+              <w:t xml:space="preserve"> al Viernes </w:t>
             </w:r>
             <w:r>
               <w:rPr>
@@ -1753,6 +1956,444 @@
           <w:p>
             <w:pPr>
               <w:widowControl w:val="0"/>
+              <w:spacing w:line="240" w:lineRule="auto"/>
+              <w:ind w:left="360"/>
+            </w:pPr>
+            <w:r>
+              <w:t>NO</w:t>
+            </w:r>
+          </w:p>
+        </w:tc>
+        <w:tc>
+          <w:tcPr>
+            <w:tcW w:w="2685" w:type="dxa"/>
+          </w:tcPr>
+          <w:p>
+            <w:pPr>
+              <w:widowControl w:val="0"/>
+              <w:spacing w:line="240" w:lineRule="auto"/>
+              <w:jc w:val="both"/>
+            </w:pPr>
+            <w:r>
+              <w:t xml:space="preserve">hito: Generar tablas en el guardado de datos de </w:t>
+            </w:r>
+            <w:r>
+              <w:t>Excel</w:t>
+            </w:r>
+          </w:p>
+        </w:tc>
+        <w:tc>
+          <w:tcPr>
+            <w:tcW w:w="4500" w:type="dxa"/>
+          </w:tcPr>
+          <w:p>
+            <w:pPr>
+              <w:widowControl w:val="0"/>
+              <w:spacing w:line="240" w:lineRule="auto"/>
+              <w:jc w:val="both"/>
+            </w:pPr>
+          </w:p>
+        </w:tc>
+        <w:tc>
+          <w:tcPr>
+            <w:tcW w:w="1320" w:type="dxa"/>
+          </w:tcPr>
+          <w:p>
+            <w:pPr>
+              <w:widowControl w:val="0"/>
+              <w:spacing w:line="240" w:lineRule="auto"/>
+            </w:pPr>
+          </w:p>
+        </w:tc>
+      </w:tr>
+      <w:tr>
+        <w:tc>
+          <w:tcPr>
+            <w:tcW w:w="705" w:type="dxa"/>
+          </w:tcPr>
+          <w:p>
+            <w:pPr>
+              <w:widowControl w:val="0"/>
+              <w:spacing w:line="240" w:lineRule="auto"/>
+              <w:jc w:val="center"/>
+            </w:pPr>
+            <w:r>
+              <w:t>4.2</w:t>
+            </w:r>
+          </w:p>
+        </w:tc>
+        <w:tc>
+          <w:tcPr>
+            <w:tcW w:w="1080" w:type="dxa"/>
+          </w:tcPr>
+          <w:p>
+            <w:pPr>
+              <w:widowControl w:val="0"/>
+              <w:spacing w:line="240" w:lineRule="auto"/>
+              <w:ind w:left="360"/>
+            </w:pPr>
+            <w:r>
+              <w:t>NO</w:t>
+            </w:r>
+          </w:p>
+        </w:tc>
+        <w:tc>
+          <w:tcPr>
+            <w:tcW w:w="2685" w:type="dxa"/>
+          </w:tcPr>
+          <w:p>
+            <w:pPr>
+              <w:widowControl w:val="0"/>
+              <w:spacing w:line="240" w:lineRule="auto"/>
+              <w:jc w:val="both"/>
+            </w:pPr>
+            <w:r>
+              <w:t xml:space="preserve">hito: Guardado de tablas en cada hoja de </w:t>
+            </w:r>
+            <w:proofErr w:type="spellStart"/>
+            <w:r>
+              <w:t>excel</w:t>
+            </w:r>
+            <w:proofErr w:type="spellEnd"/>
+            <w:r>
+              <w:t xml:space="preserve"> para cada tipo de material</w:t>
+            </w:r>
+          </w:p>
+        </w:tc>
+        <w:tc>
+          <w:tcPr>
+            <w:tcW w:w="4500" w:type="dxa"/>
+          </w:tcPr>
+          <w:p>
+            <w:pPr>
+              <w:widowControl w:val="0"/>
+              <w:spacing w:line="240" w:lineRule="auto"/>
+              <w:jc w:val="both"/>
+            </w:pPr>
+          </w:p>
+        </w:tc>
+        <w:tc>
+          <w:tcPr>
+            <w:tcW w:w="1320" w:type="dxa"/>
+          </w:tcPr>
+          <w:p>
+            <w:pPr>
+              <w:widowControl w:val="0"/>
+              <w:spacing w:line="240" w:lineRule="auto"/>
+            </w:pPr>
+          </w:p>
+        </w:tc>
+      </w:tr>
+      <w:tr>
+        <w:tc>
+          <w:tcPr>
+            <w:tcW w:w="705" w:type="dxa"/>
+          </w:tcPr>
+          <w:p>
+            <w:pPr>
+              <w:widowControl w:val="0"/>
+              <w:spacing w:line="240" w:lineRule="auto"/>
+              <w:jc w:val="center"/>
+            </w:pPr>
+            <w:r>
+              <w:t>4.3</w:t>
+            </w:r>
+          </w:p>
+        </w:tc>
+        <w:tc>
+          <w:tcPr>
+            <w:tcW w:w="1080" w:type="dxa"/>
+          </w:tcPr>
+          <w:p>
+            <w:pPr>
+              <w:widowControl w:val="0"/>
+              <w:spacing w:line="240" w:lineRule="auto"/>
+              <w:ind w:left="360"/>
+            </w:pPr>
+            <w:r>
+              <w:t>NO</w:t>
+            </w:r>
+          </w:p>
+        </w:tc>
+        <w:tc>
+          <w:tcPr>
+            <w:tcW w:w="2685" w:type="dxa"/>
+          </w:tcPr>
+          <w:p>
+            <w:pPr>
+              <w:widowControl w:val="0"/>
+              <w:spacing w:line="240" w:lineRule="auto"/>
+              <w:jc w:val="both"/>
+            </w:pPr>
+            <w:r>
+              <w:t>hito: Comentar y comprender el código</w:t>
+            </w:r>
+          </w:p>
+        </w:tc>
+        <w:tc>
+          <w:tcPr>
+            <w:tcW w:w="4500" w:type="dxa"/>
+          </w:tcPr>
+          <w:p>
+            <w:pPr>
+              <w:widowControl w:val="0"/>
+              <w:spacing w:line="240" w:lineRule="auto"/>
+              <w:jc w:val="both"/>
+            </w:pPr>
+          </w:p>
+        </w:tc>
+        <w:tc>
+          <w:tcPr>
+            <w:tcW w:w="1320" w:type="dxa"/>
+          </w:tcPr>
+          <w:p>
+            <w:pPr>
+              <w:widowControl w:val="0"/>
+              <w:spacing w:line="240" w:lineRule="auto"/>
+            </w:pPr>
+          </w:p>
+        </w:tc>
+      </w:tr>
+      <w:tr>
+        <w:tc>
+          <w:tcPr>
+            <w:tcW w:w="705" w:type="dxa"/>
+          </w:tcPr>
+          <w:p>
+            <w:pPr>
+              <w:widowControl w:val="0"/>
+              <w:spacing w:line="240" w:lineRule="auto"/>
+              <w:jc w:val="center"/>
+            </w:pPr>
+            <w:r>
+              <w:t>4.4</w:t>
+            </w:r>
+          </w:p>
+        </w:tc>
+        <w:tc>
+          <w:tcPr>
+            <w:tcW w:w="1080" w:type="dxa"/>
+          </w:tcPr>
+          <w:p>
+            <w:pPr>
+              <w:widowControl w:val="0"/>
+              <w:spacing w:line="240" w:lineRule="auto"/>
+              <w:ind w:left="360"/>
+            </w:pPr>
+            <w:r>
+              <w:t>NO</w:t>
+            </w:r>
+          </w:p>
+        </w:tc>
+        <w:tc>
+          <w:tcPr>
+            <w:tcW w:w="2685" w:type="dxa"/>
+          </w:tcPr>
+          <w:p>
+            <w:pPr>
+              <w:widowControl w:val="0"/>
+              <w:spacing w:line="240" w:lineRule="auto"/>
+              <w:jc w:val="both"/>
+            </w:pPr>
+            <w:r>
+              <w:t>hito: Cálculo de promedio y desviación estándar automatizado para cada iteración: distancia (ancho de probeta), velocidad de propagación</w:t>
+            </w:r>
+          </w:p>
+        </w:tc>
+        <w:tc>
+          <w:tcPr>
+            <w:tcW w:w="4500" w:type="dxa"/>
+          </w:tcPr>
+          <w:p>
+            <w:pPr>
+              <w:widowControl w:val="0"/>
+              <w:spacing w:line="240" w:lineRule="auto"/>
+              <w:jc w:val="both"/>
+            </w:pPr>
+          </w:p>
+        </w:tc>
+        <w:tc>
+          <w:tcPr>
+            <w:tcW w:w="1320" w:type="dxa"/>
+          </w:tcPr>
+          <w:p>
+            <w:pPr>
+              <w:widowControl w:val="0"/>
+              <w:spacing w:line="240" w:lineRule="auto"/>
+            </w:pPr>
+          </w:p>
+        </w:tc>
+      </w:tr>
+      <w:tr>
+        <w:tc>
+          <w:tcPr>
+            <w:tcW w:w="705" w:type="dxa"/>
+          </w:tcPr>
+          <w:p>
+            <w:pPr>
+              <w:widowControl w:val="0"/>
+              <w:spacing w:line="240" w:lineRule="auto"/>
+              <w:jc w:val="center"/>
+            </w:pPr>
+            <w:r>
+              <w:t>4.5</w:t>
+            </w:r>
+          </w:p>
+        </w:tc>
+        <w:tc>
+          <w:tcPr>
+            <w:tcW w:w="1080" w:type="dxa"/>
+          </w:tcPr>
+          <w:p>
+            <w:pPr>
+              <w:widowControl w:val="0"/>
+              <w:spacing w:line="240" w:lineRule="auto"/>
+              <w:ind w:left="360"/>
+            </w:pPr>
+            <w:r>
+              <w:t>NO</w:t>
+            </w:r>
+          </w:p>
+        </w:tc>
+        <w:tc>
+          <w:tcPr>
+            <w:tcW w:w="2685" w:type="dxa"/>
+          </w:tcPr>
+          <w:p>
+            <w:pPr>
+              <w:widowControl w:val="0"/>
+              <w:spacing w:line="240" w:lineRule="auto"/>
+              <w:jc w:val="both"/>
+            </w:pPr>
+            <w:r>
+              <w:t xml:space="preserve">hito: Cálculo de </w:t>
+            </w:r>
+            <w:r>
+              <w:lastRenderedPageBreak/>
+              <w:t>constante elástica con comparación respecto a tablas de constante elásticas medidas. Entregar variación (% de error)</w:t>
+            </w:r>
+          </w:p>
+        </w:tc>
+        <w:tc>
+          <w:tcPr>
+            <w:tcW w:w="4500" w:type="dxa"/>
+          </w:tcPr>
+          <w:p>
+            <w:pPr>
+              <w:widowControl w:val="0"/>
+              <w:spacing w:line="240" w:lineRule="auto"/>
+              <w:jc w:val="both"/>
+            </w:pPr>
+          </w:p>
+        </w:tc>
+        <w:tc>
+          <w:tcPr>
+            <w:tcW w:w="1320" w:type="dxa"/>
+          </w:tcPr>
+          <w:p>
+            <w:pPr>
+              <w:widowControl w:val="0"/>
+              <w:spacing w:line="240" w:lineRule="auto"/>
+            </w:pPr>
+          </w:p>
+        </w:tc>
+      </w:tr>
+      <w:tr>
+        <w:tc>
+          <w:tcPr>
+            <w:tcW w:w="705" w:type="dxa"/>
+          </w:tcPr>
+          <w:p>
+            <w:pPr>
+              <w:widowControl w:val="0"/>
+              <w:spacing w:line="240" w:lineRule="auto"/>
+              <w:jc w:val="center"/>
+            </w:pPr>
+            <w:r>
+              <w:t>4.6</w:t>
+            </w:r>
+          </w:p>
+        </w:tc>
+        <w:tc>
+          <w:tcPr>
+            <w:tcW w:w="1080" w:type="dxa"/>
+          </w:tcPr>
+          <w:p>
+            <w:pPr>
+              <w:widowControl w:val="0"/>
+              <w:spacing w:line="240" w:lineRule="auto"/>
+              <w:ind w:left="360"/>
+            </w:pPr>
+            <w:r>
+              <w:t>NO</w:t>
+            </w:r>
+          </w:p>
+        </w:tc>
+        <w:tc>
+          <w:tcPr>
+            <w:tcW w:w="2685" w:type="dxa"/>
+          </w:tcPr>
+          <w:p>
+            <w:pPr>
+              <w:widowControl w:val="0"/>
+              <w:spacing w:line="240" w:lineRule="auto"/>
+              <w:jc w:val="both"/>
+            </w:pPr>
+            <w:r>
+              <w:t>hito: Guardar cada gráfico con un nombre automatizado. Debe quedar en una carpeta generada para cada tipo de material, y dentro de ésta por cada día de medición. Así, tener una carpeta por día que esté dentro de la carpeta de material</w:t>
+            </w:r>
+          </w:p>
+        </w:tc>
+        <w:tc>
+          <w:tcPr>
+            <w:tcW w:w="4500" w:type="dxa"/>
+          </w:tcPr>
+          <w:p>
+            <w:pPr>
+              <w:widowControl w:val="0"/>
+              <w:spacing w:line="240" w:lineRule="auto"/>
+              <w:jc w:val="both"/>
+            </w:pPr>
+            <w:r>
+              <w:t>Identificación: día, hora, material, iteración, tipo de medición (gráfico)</w:t>
+            </w:r>
+          </w:p>
+        </w:tc>
+        <w:tc>
+          <w:tcPr>
+            <w:tcW w:w="1320" w:type="dxa"/>
+          </w:tcPr>
+          <w:p>
+            <w:pPr>
+              <w:widowControl w:val="0"/>
+              <w:spacing w:line="240" w:lineRule="auto"/>
+            </w:pPr>
+          </w:p>
+        </w:tc>
+      </w:tr>
+      <w:tr>
+        <w:tc>
+          <w:tcPr>
+            <w:tcW w:w="705" w:type="dxa"/>
+          </w:tcPr>
+          <w:p>
+            <w:pPr>
+              <w:widowControl w:val="0"/>
+              <w:spacing w:line="240" w:lineRule="auto"/>
+              <w:jc w:val="center"/>
+            </w:pPr>
+            <w:r>
+              <w:t>4.7</w:t>
+            </w:r>
+          </w:p>
+        </w:tc>
+        <w:tc>
+          <w:tcPr>
+            <w:tcW w:w="1080" w:type="dxa"/>
+          </w:tcPr>
+          <w:p>
+            <w:pPr>
+              <w:widowControl w:val="0"/>
               <w:numPr>
                 <w:ilvl w:val="0"/>
                 <w:numId w:val="11"/>
@@ -1772,13 +2413,8 @@
               <w:jc w:val="both"/>
             </w:pPr>
             <w:r>
-              <w:t xml:space="preserve">hito: Generar tablas en el guardado de datos de </w:t>
-            </w:r>
-            <w:proofErr w:type="spellStart"/>
-            <w:r>
-              <w:t>excel</w:t>
-            </w:r>
-            <w:proofErr w:type="spellEnd"/>
+              <w:t xml:space="preserve">hito: Incorporar condiciones climáticas al momento de correr el código </w:t>
+            </w:r>
           </w:p>
         </w:tc>
         <w:tc>
@@ -1791,6 +2427,9 @@
               <w:spacing w:line="240" w:lineRule="auto"/>
               <w:jc w:val="both"/>
             </w:pPr>
+            <w:r>
+              <w:t>Temperatura, humedad</w:t>
+            </w:r>
           </w:p>
         </w:tc>
         <w:tc>
@@ -1817,7 +2456,7 @@
               <w:jc w:val="center"/>
             </w:pPr>
             <w:r>
-              <w:t>4.2</w:t>
+              <w:t>4.8</w:t>
             </w:r>
           </w:p>
         </w:tc>
@@ -1847,15 +2486,7 @@
               <w:jc w:val="both"/>
             </w:pPr>
             <w:r>
-              <w:t xml:space="preserve">hito: Guardado de tablas en cada hoja de </w:t>
-            </w:r>
-            <w:proofErr w:type="spellStart"/>
-            <w:r>
-              <w:t>excel</w:t>
-            </w:r>
-            <w:proofErr w:type="spellEnd"/>
-            <w:r>
-              <w:t xml:space="preserve"> para cada tipo de material</w:t>
+              <w:t>hito: Desarrollar código para medición sin rebote</w:t>
             </w:r>
           </w:p>
         </w:tc>
@@ -1895,7 +2526,7 @@
               <w:jc w:val="center"/>
             </w:pPr>
             <w:r>
-              <w:t>4.3</w:t>
+              <w:t>4.9</w:t>
             </w:r>
           </w:p>
         </w:tc>
@@ -1925,7 +2556,7 @@
               <w:jc w:val="both"/>
             </w:pPr>
             <w:r>
-              <w:t>hito: Comentar y comprender el código</w:t>
+              <w:t>hito: Desarrollar código para mediciones con dos rebotes</w:t>
             </w:r>
           </w:p>
         </w:tc>
@@ -1965,7 +2596,7 @@
               <w:jc w:val="center"/>
             </w:pPr>
             <w:r>
-              <w:t>4.4</w:t>
+              <w:t>4.10</w:t>
             </w:r>
           </w:p>
         </w:tc>
@@ -1994,8 +2625,9 @@
               <w:spacing w:line="240" w:lineRule="auto"/>
               <w:jc w:val="both"/>
             </w:pPr>
-            <w:r>
-              <w:t>hito: Cálculo de promedio y desviación estándar automatizado para cada iteración: distancia (ancho de probeta), velocidad de propagación</w:t>
+            <w:commentRangeStart w:id="9"/>
+            <w:r>
+              <w:t>hito: Inicialización de variables importantes para cada cálculo</w:t>
             </w:r>
           </w:p>
         </w:tc>
@@ -2009,444 +2641,8 @@
               <w:spacing w:line="240" w:lineRule="auto"/>
               <w:jc w:val="both"/>
             </w:pPr>
-          </w:p>
-        </w:tc>
-        <w:tc>
-          <w:tcPr>
-            <w:tcW w:w="1320" w:type="dxa"/>
-          </w:tcPr>
-          <w:p>
-            <w:pPr>
-              <w:widowControl w:val="0"/>
-              <w:spacing w:line="240" w:lineRule="auto"/>
-            </w:pPr>
-          </w:p>
-        </w:tc>
-      </w:tr>
-      <w:tr>
-        <w:tc>
-          <w:tcPr>
-            <w:tcW w:w="705" w:type="dxa"/>
-          </w:tcPr>
-          <w:p>
-            <w:pPr>
-              <w:widowControl w:val="0"/>
-              <w:spacing w:line="240" w:lineRule="auto"/>
-              <w:jc w:val="center"/>
-            </w:pPr>
-            <w:r>
-              <w:t>4.5</w:t>
-            </w:r>
-          </w:p>
-        </w:tc>
-        <w:tc>
-          <w:tcPr>
-            <w:tcW w:w="1080" w:type="dxa"/>
-          </w:tcPr>
-          <w:p>
-            <w:pPr>
-              <w:widowControl w:val="0"/>
-              <w:numPr>
-                <w:ilvl w:val="0"/>
-                <w:numId w:val="11"/>
-              </w:numPr>
-              <w:spacing w:line="240" w:lineRule="auto"/>
-            </w:pPr>
-          </w:p>
-        </w:tc>
-        <w:tc>
-          <w:tcPr>
-            <w:tcW w:w="2685" w:type="dxa"/>
-          </w:tcPr>
-          <w:p>
-            <w:pPr>
-              <w:widowControl w:val="0"/>
-              <w:spacing w:line="240" w:lineRule="auto"/>
-              <w:jc w:val="both"/>
-            </w:pPr>
-            <w:r>
-              <w:t>hito: Cálculo de constante elástica con comparación respecto a tablas de constante elásticas medidas. Entregar variación (% de error)</w:t>
-            </w:r>
-          </w:p>
-        </w:tc>
-        <w:tc>
-          <w:tcPr>
-            <w:tcW w:w="4500" w:type="dxa"/>
-          </w:tcPr>
-          <w:p>
-            <w:pPr>
-              <w:widowControl w:val="0"/>
-              <w:spacing w:line="240" w:lineRule="auto"/>
-              <w:jc w:val="both"/>
-            </w:pPr>
-          </w:p>
-        </w:tc>
-        <w:tc>
-          <w:tcPr>
-            <w:tcW w:w="1320" w:type="dxa"/>
-          </w:tcPr>
-          <w:p>
-            <w:pPr>
-              <w:widowControl w:val="0"/>
-              <w:spacing w:line="240" w:lineRule="auto"/>
-            </w:pPr>
-          </w:p>
-        </w:tc>
-      </w:tr>
-      <w:tr>
-        <w:tc>
-          <w:tcPr>
-            <w:tcW w:w="705" w:type="dxa"/>
-          </w:tcPr>
-          <w:p>
-            <w:pPr>
-              <w:widowControl w:val="0"/>
-              <w:spacing w:line="240" w:lineRule="auto"/>
-              <w:jc w:val="center"/>
-            </w:pPr>
-            <w:r>
-              <w:t>4.6</w:t>
-            </w:r>
-          </w:p>
-        </w:tc>
-        <w:tc>
-          <w:tcPr>
-            <w:tcW w:w="1080" w:type="dxa"/>
-          </w:tcPr>
-          <w:p>
-            <w:pPr>
-              <w:widowControl w:val="0"/>
-              <w:numPr>
-                <w:ilvl w:val="0"/>
-                <w:numId w:val="11"/>
-              </w:numPr>
-              <w:spacing w:line="240" w:lineRule="auto"/>
-            </w:pPr>
-          </w:p>
-        </w:tc>
-        <w:tc>
-          <w:tcPr>
-            <w:tcW w:w="2685" w:type="dxa"/>
-          </w:tcPr>
-          <w:p>
-            <w:pPr>
-              <w:widowControl w:val="0"/>
-              <w:spacing w:line="240" w:lineRule="auto"/>
-              <w:jc w:val="both"/>
-            </w:pPr>
-            <w:r>
-              <w:t>hito: Guardar cada gráfico con un nombre automatizado. Debe quedar en una carpeta generada para cada tipo de material, y dentro de ésta por cada día de medición. Así, tener una carpeta por día que esté dentro de la carpeta de material</w:t>
-            </w:r>
-          </w:p>
-        </w:tc>
-        <w:tc>
-          <w:tcPr>
-            <w:tcW w:w="4500" w:type="dxa"/>
-          </w:tcPr>
-          <w:p>
-            <w:pPr>
-              <w:widowControl w:val="0"/>
-              <w:spacing w:line="240" w:lineRule="auto"/>
-              <w:jc w:val="both"/>
-            </w:pPr>
-            <w:r>
-              <w:t>Identificación: día, hora, material, iteración, tipo de medición (gráfico)</w:t>
-            </w:r>
-          </w:p>
-        </w:tc>
-        <w:tc>
-          <w:tcPr>
-            <w:tcW w:w="1320" w:type="dxa"/>
-          </w:tcPr>
-          <w:p>
-            <w:pPr>
-              <w:widowControl w:val="0"/>
-              <w:spacing w:line="240" w:lineRule="auto"/>
-            </w:pPr>
-          </w:p>
-        </w:tc>
-      </w:tr>
-      <w:tr>
-        <w:tc>
-          <w:tcPr>
-            <w:tcW w:w="705" w:type="dxa"/>
-          </w:tcPr>
-          <w:p>
-            <w:pPr>
-              <w:widowControl w:val="0"/>
-              <w:spacing w:line="240" w:lineRule="auto"/>
-              <w:jc w:val="center"/>
-            </w:pPr>
-            <w:r>
-              <w:lastRenderedPageBreak/>
-              <w:t>4.7</w:t>
-            </w:r>
-          </w:p>
-        </w:tc>
-        <w:tc>
-          <w:tcPr>
-            <w:tcW w:w="1080" w:type="dxa"/>
-          </w:tcPr>
-          <w:p>
-            <w:pPr>
-              <w:widowControl w:val="0"/>
-              <w:numPr>
-                <w:ilvl w:val="0"/>
-                <w:numId w:val="11"/>
-              </w:numPr>
-              <w:spacing w:line="240" w:lineRule="auto"/>
-            </w:pPr>
-          </w:p>
-        </w:tc>
-        <w:tc>
-          <w:tcPr>
-            <w:tcW w:w="2685" w:type="dxa"/>
-          </w:tcPr>
-          <w:p>
-            <w:pPr>
-              <w:widowControl w:val="0"/>
-              <w:spacing w:line="240" w:lineRule="auto"/>
-              <w:jc w:val="both"/>
-            </w:pPr>
-            <w:r>
-              <w:t xml:space="preserve">hito: Incorporar condiciones climáticas al momento de correr el código </w:t>
-            </w:r>
-          </w:p>
-        </w:tc>
-        <w:tc>
-          <w:tcPr>
-            <w:tcW w:w="4500" w:type="dxa"/>
-          </w:tcPr>
-          <w:p>
-            <w:pPr>
-              <w:widowControl w:val="0"/>
-              <w:spacing w:line="240" w:lineRule="auto"/>
-              <w:jc w:val="both"/>
-            </w:pPr>
-            <w:r>
-              <w:t>Temperatura, humedad</w:t>
-            </w:r>
-          </w:p>
-        </w:tc>
-        <w:tc>
-          <w:tcPr>
-            <w:tcW w:w="1320" w:type="dxa"/>
-          </w:tcPr>
-          <w:p>
-            <w:pPr>
-              <w:widowControl w:val="0"/>
-              <w:spacing w:line="240" w:lineRule="auto"/>
-            </w:pPr>
-          </w:p>
-        </w:tc>
-      </w:tr>
-      <w:tr>
-        <w:tc>
-          <w:tcPr>
-            <w:tcW w:w="705" w:type="dxa"/>
-          </w:tcPr>
-          <w:p>
-            <w:pPr>
-              <w:widowControl w:val="0"/>
-              <w:spacing w:line="240" w:lineRule="auto"/>
-              <w:jc w:val="center"/>
-            </w:pPr>
-            <w:r>
-              <w:t>4.8</w:t>
-            </w:r>
-          </w:p>
-        </w:tc>
-        <w:tc>
-          <w:tcPr>
-            <w:tcW w:w="1080" w:type="dxa"/>
-          </w:tcPr>
-          <w:p>
-            <w:pPr>
-              <w:widowControl w:val="0"/>
-              <w:numPr>
-                <w:ilvl w:val="0"/>
-                <w:numId w:val="11"/>
-              </w:numPr>
-              <w:spacing w:line="240" w:lineRule="auto"/>
-            </w:pPr>
-          </w:p>
-        </w:tc>
-        <w:tc>
-          <w:tcPr>
-            <w:tcW w:w="2685" w:type="dxa"/>
-          </w:tcPr>
-          <w:p>
-            <w:pPr>
-              <w:widowControl w:val="0"/>
-              <w:spacing w:line="240" w:lineRule="auto"/>
-              <w:jc w:val="both"/>
-            </w:pPr>
-            <w:r>
-              <w:t>hito: Desarrollar código para medición sin rebote</w:t>
-            </w:r>
-          </w:p>
-        </w:tc>
-        <w:tc>
-          <w:tcPr>
-            <w:tcW w:w="4500" w:type="dxa"/>
-          </w:tcPr>
-          <w:p>
-            <w:pPr>
-              <w:widowControl w:val="0"/>
-              <w:spacing w:line="240" w:lineRule="auto"/>
-              <w:jc w:val="both"/>
-            </w:pPr>
-          </w:p>
-        </w:tc>
-        <w:tc>
-          <w:tcPr>
-            <w:tcW w:w="1320" w:type="dxa"/>
-          </w:tcPr>
-          <w:p>
-            <w:pPr>
-              <w:widowControl w:val="0"/>
-              <w:spacing w:line="240" w:lineRule="auto"/>
-            </w:pPr>
-          </w:p>
-        </w:tc>
-      </w:tr>
-      <w:tr>
-        <w:tc>
-          <w:tcPr>
-            <w:tcW w:w="705" w:type="dxa"/>
-          </w:tcPr>
-          <w:p>
-            <w:pPr>
-              <w:widowControl w:val="0"/>
-              <w:spacing w:line="240" w:lineRule="auto"/>
-              <w:jc w:val="center"/>
-            </w:pPr>
-            <w:r>
-              <w:t>4.9</w:t>
-            </w:r>
-          </w:p>
-        </w:tc>
-        <w:tc>
-          <w:tcPr>
-            <w:tcW w:w="1080" w:type="dxa"/>
-          </w:tcPr>
-          <w:p>
-            <w:pPr>
-              <w:widowControl w:val="0"/>
-              <w:numPr>
-                <w:ilvl w:val="0"/>
-                <w:numId w:val="11"/>
-              </w:numPr>
-              <w:spacing w:line="240" w:lineRule="auto"/>
-            </w:pPr>
-          </w:p>
-        </w:tc>
-        <w:tc>
-          <w:tcPr>
-            <w:tcW w:w="2685" w:type="dxa"/>
-          </w:tcPr>
-          <w:p>
-            <w:pPr>
-              <w:widowControl w:val="0"/>
-              <w:spacing w:line="240" w:lineRule="auto"/>
-              <w:jc w:val="both"/>
-            </w:pPr>
-            <w:r>
-              <w:t>hito: Desarrollar código para mediciones con dos rebotes</w:t>
-            </w:r>
-          </w:p>
-        </w:tc>
-        <w:tc>
-          <w:tcPr>
-            <w:tcW w:w="4500" w:type="dxa"/>
-          </w:tcPr>
-          <w:p>
-            <w:pPr>
-              <w:widowControl w:val="0"/>
-              <w:spacing w:line="240" w:lineRule="auto"/>
-              <w:jc w:val="both"/>
-            </w:pPr>
-          </w:p>
-        </w:tc>
-        <w:tc>
-          <w:tcPr>
-            <w:tcW w:w="1320" w:type="dxa"/>
-          </w:tcPr>
-          <w:p>
-            <w:pPr>
-              <w:widowControl w:val="0"/>
-              <w:spacing w:line="240" w:lineRule="auto"/>
-            </w:pPr>
-          </w:p>
-        </w:tc>
-      </w:tr>
-      <w:tr>
-        <w:tc>
-          <w:tcPr>
-            <w:tcW w:w="705" w:type="dxa"/>
-          </w:tcPr>
-          <w:p>
-            <w:pPr>
-              <w:widowControl w:val="0"/>
-              <w:spacing w:line="240" w:lineRule="auto"/>
-              <w:jc w:val="center"/>
-            </w:pPr>
-            <w:r>
-              <w:t>4.10</w:t>
-            </w:r>
-          </w:p>
-        </w:tc>
-        <w:tc>
-          <w:tcPr>
-            <w:tcW w:w="1080" w:type="dxa"/>
-          </w:tcPr>
-          <w:p>
-            <w:pPr>
-              <w:widowControl w:val="0"/>
-              <w:numPr>
-                <w:ilvl w:val="0"/>
-                <w:numId w:val="11"/>
-              </w:numPr>
-              <w:spacing w:line="240" w:lineRule="auto"/>
-            </w:pPr>
-          </w:p>
-        </w:tc>
-        <w:tc>
-          <w:tcPr>
-            <w:tcW w:w="2685" w:type="dxa"/>
-          </w:tcPr>
-          <w:p>
-            <w:pPr>
-              <w:widowControl w:val="0"/>
-              <w:spacing w:line="240" w:lineRule="auto"/>
-              <w:jc w:val="both"/>
-            </w:pPr>
-            <w:commentRangeStart w:id="9"/>
-            <w:r>
-              <w:t>hito: Inicialización de variables importantes para cada cálculo</w:t>
-            </w:r>
-          </w:p>
-        </w:tc>
-        <w:tc>
-          <w:tcPr>
-            <w:tcW w:w="4500" w:type="dxa"/>
-          </w:tcPr>
-          <w:p>
-            <w:pPr>
-              <w:widowControl w:val="0"/>
-              <w:spacing w:line="240" w:lineRule="auto"/>
-              <w:jc w:val="both"/>
-            </w:pPr>
-            <w:r>
-              <w:t xml:space="preserve">input: material, ancho de probeta, </w:t>
-            </w:r>
-            <w:proofErr w:type="gramStart"/>
-            <w:r>
-              <w:t>(....</w:t>
-            </w:r>
-            <w:proofErr w:type="gramEnd"/>
-            <w:r>
-              <w:t xml:space="preserve">) </w:t>
+            <w:r>
+              <w:t xml:space="preserve">input: material, ancho de probeta, (....) </w:t>
             </w:r>
           </w:p>
         </w:tc>
@@ -2721,7 +2917,11 @@
               <w:jc w:val="both"/>
             </w:pPr>
             <w:r>
-              <w:t>hito: Incorporación de comunicación de generador de señal + osciloscopio a los códigos de cálculo de constantes elásticas con rebote - sin rebote</w:t>
+              <w:t xml:space="preserve">hito: Incorporación de comunicación de </w:t>
+            </w:r>
+            <w:r>
+              <w:lastRenderedPageBreak/>
+              <w:t>generador de señal + osciloscopio a los códigos de cálculo de constantes elásticas con rebote - sin rebote</w:t>
             </w:r>
           </w:p>
         </w:tc>
@@ -2772,12 +2972,12 @@
           <w:p>
             <w:pPr>
               <w:widowControl w:val="0"/>
-              <w:numPr>
-                <w:ilvl w:val="0"/>
-                <w:numId w:val="11"/>
-              </w:numPr>
-              <w:spacing w:line="240" w:lineRule="auto"/>
-            </w:pPr>
+              <w:spacing w:line="240" w:lineRule="auto"/>
+              <w:ind w:left="360"/>
+            </w:pPr>
+            <w:r>
+              <w:t>NO</w:t>
+            </w:r>
           </w:p>
         </w:tc>
         <w:tc>
@@ -3020,23 +3220,7 @@
                 <w:sz w:val="20"/>
                 <w:szCs w:val="20"/>
               </w:rPr>
-              <w:t xml:space="preserve"> al </w:t>
-            </w:r>
-            <w:proofErr w:type="gramStart"/>
-            <w:r>
-              <w:rPr>
-                <w:sz w:val="20"/>
-                <w:szCs w:val="20"/>
-              </w:rPr>
-              <w:t>Viernes</w:t>
-            </w:r>
-            <w:proofErr w:type="gramEnd"/>
-            <w:r>
-              <w:rPr>
-                <w:sz w:val="20"/>
-                <w:szCs w:val="20"/>
-              </w:rPr>
-              <w:t xml:space="preserve"> </w:t>
+              <w:t xml:space="preserve"> al Viernes </w:t>
             </w:r>
             <w:r>
               <w:rPr>
@@ -3092,11 +3276,7 @@
               <w:jc w:val="both"/>
             </w:pPr>
             <w:r>
-              <w:t xml:space="preserve">hito: Identificación de los materiales de prueba que </w:t>
-            </w:r>
-            <w:r>
-              <w:lastRenderedPageBreak/>
-              <w:t>hay, con los respectivos nombres y fotos.</w:t>
+              <w:t>hito: Identificación de los materiales de prueba que hay, con los respectivos nombres y fotos.</w:t>
             </w:r>
           </w:p>
         </w:tc>
@@ -3111,7 +3291,6 @@
               <w:jc w:val="both"/>
             </w:pPr>
             <w:r>
-              <w:lastRenderedPageBreak/>
               <w:t>Dejar anotado en bitácora.</w:t>
             </w:r>
             <w:r>
@@ -3120,9 +3299,6 @@
             </w:r>
             <w:r>
               <w:br/>
-            </w:r>
-            <w:r>
-              <w:lastRenderedPageBreak/>
               <w:t>madera</w:t>
             </w:r>
             <w:r>
@@ -3376,270 +3552,6 @@
           </w:p>
         </w:tc>
       </w:tr>
-      <w:tr>
-        <w:tc>
-          <w:tcPr>
-            <w:tcW w:w="705" w:type="dxa"/>
-          </w:tcPr>
-          <w:p>
-            <w:pPr>
-              <w:widowControl w:val="0"/>
-              <w:spacing w:line="240" w:lineRule="auto"/>
-              <w:jc w:val="center"/>
-            </w:pPr>
-          </w:p>
-        </w:tc>
-        <w:tc>
-          <w:tcPr>
-            <w:tcW w:w="1080" w:type="dxa"/>
-          </w:tcPr>
-          <w:p>
-            <w:pPr>
-              <w:widowControl w:val="0"/>
-              <w:spacing w:line="240" w:lineRule="auto"/>
-              <w:ind w:left="720" w:hanging="360"/>
-            </w:pPr>
-          </w:p>
-        </w:tc>
-        <w:tc>
-          <w:tcPr>
-            <w:tcW w:w="2685" w:type="dxa"/>
-          </w:tcPr>
-          <w:p>
-            <w:pPr>
-              <w:widowControl w:val="0"/>
-              <w:spacing w:line="240" w:lineRule="auto"/>
-              <w:jc w:val="both"/>
-            </w:pPr>
-          </w:p>
-        </w:tc>
-        <w:tc>
-          <w:tcPr>
-            <w:tcW w:w="4500" w:type="dxa"/>
-          </w:tcPr>
-          <w:p>
-            <w:pPr>
-              <w:widowControl w:val="0"/>
-              <w:spacing w:line="240" w:lineRule="auto"/>
-              <w:jc w:val="both"/>
-            </w:pPr>
-          </w:p>
-        </w:tc>
-        <w:tc>
-          <w:tcPr>
-            <w:tcW w:w="1320" w:type="dxa"/>
-          </w:tcPr>
-          <w:p>
-            <w:pPr>
-              <w:widowControl w:val="0"/>
-              <w:spacing w:line="240" w:lineRule="auto"/>
-              <w:jc w:val="center"/>
-              <w:rPr>
-                <w:sz w:val="20"/>
-                <w:szCs w:val="20"/>
-              </w:rPr>
-            </w:pPr>
-          </w:p>
-        </w:tc>
-      </w:tr>
-      <w:tr>
-        <w:tc>
-          <w:tcPr>
-            <w:tcW w:w="705" w:type="dxa"/>
-          </w:tcPr>
-          <w:p>
-            <w:pPr>
-              <w:widowControl w:val="0"/>
-              <w:spacing w:line="240" w:lineRule="auto"/>
-              <w:jc w:val="center"/>
-            </w:pPr>
-          </w:p>
-        </w:tc>
-        <w:tc>
-          <w:tcPr>
-            <w:tcW w:w="1080" w:type="dxa"/>
-          </w:tcPr>
-          <w:p>
-            <w:pPr>
-              <w:widowControl w:val="0"/>
-              <w:spacing w:line="240" w:lineRule="auto"/>
-              <w:ind w:left="720" w:hanging="360"/>
-            </w:pPr>
-          </w:p>
-        </w:tc>
-        <w:tc>
-          <w:tcPr>
-            <w:tcW w:w="2685" w:type="dxa"/>
-          </w:tcPr>
-          <w:p>
-            <w:pPr>
-              <w:widowControl w:val="0"/>
-              <w:spacing w:line="240" w:lineRule="auto"/>
-              <w:jc w:val="both"/>
-            </w:pPr>
-          </w:p>
-        </w:tc>
-        <w:tc>
-          <w:tcPr>
-            <w:tcW w:w="4500" w:type="dxa"/>
-          </w:tcPr>
-          <w:p>
-            <w:pPr>
-              <w:widowControl w:val="0"/>
-              <w:spacing w:line="240" w:lineRule="auto"/>
-              <w:jc w:val="both"/>
-            </w:pPr>
-          </w:p>
-        </w:tc>
-        <w:tc>
-          <w:tcPr>
-            <w:tcW w:w="1320" w:type="dxa"/>
-          </w:tcPr>
-          <w:p>
-            <w:pPr>
-              <w:widowControl w:val="0"/>
-              <w:spacing w:line="240" w:lineRule="auto"/>
-              <w:jc w:val="center"/>
-              <w:rPr>
-                <w:sz w:val="20"/>
-                <w:szCs w:val="20"/>
-              </w:rPr>
-            </w:pPr>
-          </w:p>
-        </w:tc>
-      </w:tr>
-      <w:tr>
-        <w:tc>
-          <w:tcPr>
-            <w:tcW w:w="705" w:type="dxa"/>
-          </w:tcPr>
-          <w:p>
-            <w:pPr>
-              <w:widowControl w:val="0"/>
-              <w:spacing w:line="240" w:lineRule="auto"/>
-              <w:jc w:val="center"/>
-            </w:pPr>
-          </w:p>
-        </w:tc>
-        <w:tc>
-          <w:tcPr>
-            <w:tcW w:w="1080" w:type="dxa"/>
-          </w:tcPr>
-          <w:p>
-            <w:pPr>
-              <w:widowControl w:val="0"/>
-              <w:spacing w:line="240" w:lineRule="auto"/>
-              <w:ind w:left="720" w:hanging="360"/>
-            </w:pPr>
-          </w:p>
-        </w:tc>
-        <w:tc>
-          <w:tcPr>
-            <w:tcW w:w="2685" w:type="dxa"/>
-          </w:tcPr>
-          <w:p>
-            <w:pPr>
-              <w:widowControl w:val="0"/>
-              <w:spacing w:line="240" w:lineRule="auto"/>
-              <w:jc w:val="both"/>
-            </w:pPr>
-          </w:p>
-        </w:tc>
-        <w:tc>
-          <w:tcPr>
-            <w:tcW w:w="4500" w:type="dxa"/>
-          </w:tcPr>
-          <w:p>
-            <w:pPr>
-              <w:widowControl w:val="0"/>
-              <w:spacing w:line="240" w:lineRule="auto"/>
-              <w:jc w:val="both"/>
-            </w:pPr>
-          </w:p>
-        </w:tc>
-        <w:tc>
-          <w:tcPr>
-            <w:tcW w:w="1320" w:type="dxa"/>
-          </w:tcPr>
-          <w:p>
-            <w:pPr>
-              <w:widowControl w:val="0"/>
-              <w:spacing w:line="240" w:lineRule="auto"/>
-              <w:jc w:val="center"/>
-              <w:rPr>
-                <w:sz w:val="20"/>
-                <w:szCs w:val="20"/>
-              </w:rPr>
-            </w:pPr>
-          </w:p>
-        </w:tc>
-      </w:tr>
-      <w:tr>
-        <w:tc>
-          <w:tcPr>
-            <w:tcW w:w="705" w:type="dxa"/>
-          </w:tcPr>
-          <w:p>
-            <w:pPr>
-              <w:widowControl w:val="0"/>
-              <w:spacing w:line="240" w:lineRule="auto"/>
-              <w:jc w:val="center"/>
-            </w:pPr>
-          </w:p>
-        </w:tc>
-        <w:tc>
-          <w:tcPr>
-            <w:tcW w:w="1080" w:type="dxa"/>
-          </w:tcPr>
-          <w:p>
-            <w:pPr>
-              <w:widowControl w:val="0"/>
-              <w:spacing w:line="240" w:lineRule="auto"/>
-              <w:ind w:left="720" w:hanging="360"/>
-            </w:pPr>
-          </w:p>
-        </w:tc>
-        <w:tc>
-          <w:tcPr>
-            <w:tcW w:w="2685" w:type="dxa"/>
-          </w:tcPr>
-          <w:p>
-            <w:pPr>
-              <w:widowControl w:val="0"/>
-              <w:spacing w:line="240" w:lineRule="auto"/>
-              <w:jc w:val="both"/>
-            </w:pPr>
-          </w:p>
-        </w:tc>
-        <w:tc>
-          <w:tcPr>
-            <w:tcW w:w="4500" w:type="dxa"/>
-          </w:tcPr>
-          <w:p>
-            <w:pPr>
-              <w:widowControl w:val="0"/>
-              <w:spacing w:line="240" w:lineRule="auto"/>
-              <w:jc w:val="both"/>
-            </w:pPr>
-          </w:p>
-        </w:tc>
-        <w:tc>
-          <w:tcPr>
-            <w:tcW w:w="1320" w:type="dxa"/>
-          </w:tcPr>
-          <w:p>
-            <w:pPr>
-              <w:widowControl w:val="0"/>
-              <w:spacing w:line="240" w:lineRule="auto"/>
-              <w:jc w:val="center"/>
-              <w:rPr>
-                <w:sz w:val="20"/>
-                <w:szCs w:val="20"/>
-              </w:rPr>
-            </w:pPr>
-          </w:p>
-        </w:tc>
-      </w:tr>
     </w:tbl>
     <w:p/>
     <w:p/>
@@ -3712,8 +3624,12 @@
     </w:p>
     <w:p/>
     <w:p>
-      <w:r>
-        <w:t xml:space="preserve">Conexión de </w:t>
+      <w:pPr>
+        <w:spacing w:line="288" w:lineRule="auto"/>
+        <w:jc w:val="both"/>
+      </w:pPr>
+      <w:r>
+        <w:t xml:space="preserve">Conexión entre drive y </w:t>
       </w:r>
       <w:proofErr w:type="spellStart"/>
       <w:r>
@@ -3721,36 +3637,49 @@
       </w:r>
       <w:proofErr w:type="spellEnd"/>
       <w:r>
-        <w:t xml:space="preserve"> con archivos locales</w:t>
+        <w:br w:type="page"/>
       </w:r>
     </w:p>
     <w:p>
-      <w:hyperlink r:id="rId12">
-        <w:r>
-          <w:rPr>
-            <w:color w:val="1155CC"/>
-            <w:u w:val="single"/>
-          </w:rPr>
-          <w:t>https://www.youtube.com/watch?v=44ziZ12rJwU</w:t>
-        </w:r>
-      </w:hyperlink>
-    </w:p>
-    <w:p/>
-    <w:p>
       <w:pPr>
         <w:spacing w:line="288" w:lineRule="auto"/>
         <w:jc w:val="both"/>
       </w:pPr>
       <w:r>
-        <w:t xml:space="preserve">Conexión entre drive y </w:t>
+        <w:lastRenderedPageBreak/>
+        <w:t xml:space="preserve">[5] </w:t>
       </w:r>
       <w:proofErr w:type="spellStart"/>
       <w:r>
-        <w:t>github</w:t>
+        <w:t>Bucur</w:t>
       </w:r>
       <w:proofErr w:type="spellEnd"/>
       <w:r>
-        <w:br w:type="page"/>
+        <w:t xml:space="preserve">, </w:t>
+      </w:r>
+      <w:proofErr w:type="spellStart"/>
+      <w:r>
+        <w:t>Voichita</w:t>
+      </w:r>
+      <w:proofErr w:type="spellEnd"/>
+      <w:r>
+        <w:t xml:space="preserve">. (2006). </w:t>
+      </w:r>
+      <w:proofErr w:type="spellStart"/>
+      <w:r>
+        <w:t>Acoustics</w:t>
+      </w:r>
+      <w:proofErr w:type="spellEnd"/>
+      <w:r>
+        <w:t xml:space="preserve"> </w:t>
+      </w:r>
+      <w:proofErr w:type="spellStart"/>
+      <w:r>
+        <w:t>of</w:t>
+      </w:r>
+      <w:proofErr w:type="spellEnd"/>
+      <w:r>
+        <w:t xml:space="preserve"> Wood, 2da edición, Springer New York, NY.</w:t>
       </w:r>
     </w:p>
     <w:p>
@@ -3759,8 +3688,7 @@
         <w:jc w:val="both"/>
       </w:pPr>
       <w:r>
-        <w:lastRenderedPageBreak/>
-        <w:t xml:space="preserve">[5] </w:t>
+        <w:t xml:space="preserve">[6] </w:t>
       </w:r>
       <w:proofErr w:type="spellStart"/>
       <w:r>
@@ -3768,19 +3696,19 @@
       </w:r>
       <w:proofErr w:type="spellEnd"/>
       <w:r>
-        <w:t xml:space="preserve">, </w:t>
+        <w:t xml:space="preserve">, V. (2016). </w:t>
       </w:r>
       <w:proofErr w:type="spellStart"/>
       <w:r>
-        <w:t>Voichita</w:t>
+        <w:t>Handbook</w:t>
       </w:r>
       <w:proofErr w:type="spellEnd"/>
       <w:r>
-        <w:t xml:space="preserve">. (2006). </w:t>
+        <w:t xml:space="preserve"> </w:t>
       </w:r>
       <w:proofErr w:type="spellStart"/>
       <w:r>
-        <w:t>Acoustics</w:t>
+        <w:t>of</w:t>
       </w:r>
       <w:proofErr w:type="spellEnd"/>
       <w:r>
@@ -3788,11 +3716,35 @@
       </w:r>
       <w:proofErr w:type="spellStart"/>
       <w:r>
-        <w:t>of</w:t>
+        <w:t>materials</w:t>
       </w:r>
       <w:proofErr w:type="spellEnd"/>
       <w:r>
-        <w:t xml:space="preserve"> Wood, 2da edición, Springer New York, NY.</w:t>
+        <w:t xml:space="preserve"> </w:t>
+      </w:r>
+      <w:proofErr w:type="spellStart"/>
+      <w:r>
+        <w:t>for</w:t>
+      </w:r>
+      <w:proofErr w:type="spellEnd"/>
+      <w:r>
+        <w:t xml:space="preserve"> </w:t>
+      </w:r>
+      <w:proofErr w:type="spellStart"/>
+      <w:r>
+        <w:t>string</w:t>
+      </w:r>
+      <w:proofErr w:type="spellEnd"/>
+      <w:r>
+        <w:t xml:space="preserve"> musical </w:t>
+      </w:r>
+      <w:proofErr w:type="spellStart"/>
+      <w:r>
+        <w:t>instruments</w:t>
+      </w:r>
+      <w:proofErr w:type="spellEnd"/>
+      <w:r>
+        <w:t>, Springer New York, NY.</w:t>
       </w:r>
     </w:p>
     <w:p>
@@ -3801,7 +3753,7 @@
         <w:jc w:val="both"/>
       </w:pPr>
       <w:r>
-        <w:t xml:space="preserve">[6] </w:t>
+        <w:t xml:space="preserve">[7] </w:t>
       </w:r>
       <w:proofErr w:type="spellStart"/>
       <w:r>
@@ -3809,7 +3761,7 @@
       </w:r>
       <w:proofErr w:type="spellEnd"/>
       <w:r>
-        <w:t xml:space="preserve">, V. (2016). </w:t>
+        <w:t xml:space="preserve">, V. (2019). </w:t>
       </w:r>
       <w:proofErr w:type="spellStart"/>
       <w:r>
@@ -3829,71 +3781,9 @@
       </w:r>
       <w:proofErr w:type="spellStart"/>
       <w:r>
-        <w:t>materials</w:t>
-      </w:r>
-      <w:proofErr w:type="spellEnd"/>
-      <w:r>
-        <w:t xml:space="preserve"> </w:t>
-      </w:r>
-      <w:proofErr w:type="spellStart"/>
-      <w:r>
-        <w:t>for</w:t>
-      </w:r>
-      <w:proofErr w:type="spellEnd"/>
-      <w:r>
-        <w:t xml:space="preserve"> </w:t>
-      </w:r>
-      <w:proofErr w:type="spellStart"/>
-      <w:r>
-        <w:t>string</w:t>
-      </w:r>
-      <w:proofErr w:type="spellEnd"/>
-      <w:r>
-        <w:t xml:space="preserve"> musical </w:t>
-      </w:r>
-      <w:proofErr w:type="spellStart"/>
-      <w:r>
-        <w:t>instruments</w:t>
-      </w:r>
-      <w:proofErr w:type="spellEnd"/>
-      <w:r>
-        <w:t>, Springer New York, NY.</w:t>
-      </w:r>
-    </w:p>
-    <w:p>
-      <w:pPr>
-        <w:spacing w:line="288" w:lineRule="auto"/>
-        <w:jc w:val="both"/>
-      </w:pPr>
-      <w:r>
-        <w:t xml:space="preserve">[7] </w:t>
-      </w:r>
-      <w:proofErr w:type="spellStart"/>
-      <w:r>
-        <w:t>Bucur</w:t>
-      </w:r>
-      <w:proofErr w:type="spellEnd"/>
-      <w:r>
-        <w:t xml:space="preserve">, V. (2019). </w:t>
-      </w:r>
-      <w:proofErr w:type="spellStart"/>
-      <w:r>
-        <w:t>Handbook</w:t>
-      </w:r>
-      <w:proofErr w:type="spellEnd"/>
-      <w:r>
-        <w:t xml:space="preserve"> </w:t>
-      </w:r>
-      <w:proofErr w:type="spellStart"/>
-      <w:r>
-        <w:t>of</w:t>
-      </w:r>
-      <w:proofErr w:type="spellEnd"/>
-      <w:r>
-        <w:t xml:space="preserve"> </w:t>
-      </w:r>
-      <w:proofErr w:type="spellStart"/>
-      <w:r>
+        <w:rPr>
+          <w:u w:val="single"/>
+        </w:rPr>
         <w:t>Materials</w:t>
       </w:r>
       <w:proofErr w:type="spellEnd"/>
@@ -4092,7 +3982,7 @@
       </w:r>
     </w:p>
     <w:p>
-      <w:hyperlink r:id="rId13" w:history="1">
+      <w:hyperlink r:id="rId12" w:history="1">
         <w:r>
           <w:rPr>
             <w:rStyle w:val="Hipervnculo"/>
@@ -4104,14 +3994,127 @@
     <w:p>
       <w:pPr>
         <w:rPr>
-          <w:u w:val="single"/>
+          <w:b/>
+          <w:bCs/>
+          <w:sz w:val="24"/>
+          <w:szCs w:val="24"/>
         </w:rPr>
       </w:pPr>
     </w:p>
     <w:p/>
     <w:p/>
+    <w:p>
+      <w:pPr>
+        <w:rPr>
+          <w:b/>
+          <w:bCs/>
+          <w:sz w:val="24"/>
+          <w:szCs w:val="24"/>
+        </w:rPr>
+      </w:pPr>
+      <w:r>
+        <w:rPr>
+          <w:b/>
+          <w:bCs/>
+          <w:sz w:val="24"/>
+          <w:szCs w:val="24"/>
+        </w:rPr>
+        <w:t>Configuración</w:t>
+      </w:r>
+      <w:r>
+        <w:rPr>
+          <w:b/>
+          <w:bCs/>
+          <w:sz w:val="24"/>
+          <w:szCs w:val="24"/>
+        </w:rPr>
+        <w:t xml:space="preserve"> </w:t>
+      </w:r>
+      <w:r>
+        <w:rPr>
+          <w:b/>
+          <w:bCs/>
+          <w:sz w:val="24"/>
+          <w:szCs w:val="24"/>
+        </w:rPr>
+        <w:t>generador</w:t>
+      </w:r>
+      <w:r>
+        <w:rPr>
+          <w:b/>
+          <w:bCs/>
+          <w:sz w:val="24"/>
+          <w:szCs w:val="24"/>
+        </w:rPr>
+        <w:t xml:space="preserve"> de señales</w:t>
+      </w:r>
+    </w:p>
+    <w:p>
+      <w:pPr>
+        <w:rPr>
+          <w:b/>
+          <w:bCs/>
+          <w:sz w:val="24"/>
+          <w:szCs w:val="24"/>
+        </w:rPr>
+      </w:pPr>
+    </w:p>
+    <w:p>
+      <w:r>
+        <w:t>Es necesario descargar driver VISA para usar desde MATLAB el generador de funciones</w:t>
+      </w:r>
+    </w:p>
+    <w:p>
+      <w:hyperlink r:id="rId13" w:history="1">
+        <w:r>
+          <w:rPr>
+            <w:rStyle w:val="Hipervnculo"/>
+          </w:rPr>
+          <w:t>https://www.keysight.com/us/en/lib/software-detail/computer-software/io-libraries-suite-downloads-2175637.html</w:t>
+        </w:r>
+      </w:hyperlink>
+    </w:p>
     <w:p/>
-    <w:p/>
+    <w:p>
+      <w:pPr>
+        <w:rPr>
+          <w:b/>
+          <w:bCs/>
+          <w:sz w:val="24"/>
+          <w:szCs w:val="24"/>
+        </w:rPr>
+      </w:pPr>
+      <w:r>
+        <w:rPr>
+          <w:b/>
+          <w:bCs/>
+          <w:sz w:val="24"/>
+          <w:szCs w:val="24"/>
+        </w:rPr>
+        <w:t>Configuración osciloscopio</w:t>
+      </w:r>
+    </w:p>
+    <w:p>
+      <w:pPr>
+        <w:rPr>
+          <w:b/>
+          <w:bCs/>
+          <w:sz w:val="24"/>
+          <w:szCs w:val="24"/>
+        </w:rPr>
+      </w:pPr>
+    </w:p>
+    <w:p>
+      <w:pPr>
+        <w:rPr>
+          <w:b/>
+          <w:bCs/>
+          <w:sz w:val="24"/>
+          <w:szCs w:val="24"/>
+          <w:u w:val="single"/>
+        </w:rPr>
+      </w:pPr>
+    </w:p>
     <w:sectPr>
       <w:headerReference w:type="default" r:id="rId14"/>
       <w:pgSz w:w="11909" w:h="16834"/>
@@ -4675,6 +4678,92 @@
     </w:lvl>
   </w:abstractNum>
   <w:abstractNum w:abstractNumId="4" w15:restartNumberingAfterBreak="0">
+    <w:nsid w:val="077C485E"/>
+    <w:multiLevelType w:val="hybridMultilevel"/>
+    <w:tmpl w:val="0122E5CC"/>
+    <w:lvl w:ilvl="0" w:tplc="340A0011">
+      <w:start w:val="1"/>
+      <w:numFmt w:val="decimal"/>
+      <w:lvlText w:val="%1)"/>
+      <w:lvlJc w:val="left"/>
+      <w:pPr>
+        <w:ind w:left="720" w:hanging="360"/>
+      </w:pPr>
+    </w:lvl>
+    <w:lvl w:ilvl="1" w:tplc="340A0019" w:tentative="1">
+      <w:start w:val="1"/>
+      <w:numFmt w:val="lowerLetter"/>
+      <w:lvlText w:val="%2."/>
+      <w:lvlJc w:val="left"/>
+      <w:pPr>
+        <w:ind w:left="1440" w:hanging="360"/>
+      </w:pPr>
+    </w:lvl>
+    <w:lvl w:ilvl="2" w:tplc="340A001B" w:tentative="1">
+      <w:start w:val="1"/>
+      <w:numFmt w:val="lowerRoman"/>
+      <w:lvlText w:val="%3."/>
+      <w:lvlJc w:val="right"/>
+      <w:pPr>
+        <w:ind w:left="2160" w:hanging="180"/>
+      </w:pPr>
+    </w:lvl>
+    <w:lvl w:ilvl="3" w:tplc="340A000F" w:tentative="1">
+      <w:start w:val="1"/>
+      <w:numFmt w:val="decimal"/>
+      <w:lvlText w:val="%4."/>
+      <w:lvlJc w:val="left"/>
+      <w:pPr>
+        <w:ind w:left="2880" w:hanging="360"/>
+      </w:pPr>
+    </w:lvl>
+    <w:lvl w:ilvl="4" w:tplc="340A0019" w:tentative="1">
+      <w:start w:val="1"/>
+      <w:numFmt w:val="lowerLetter"/>
+      <w:lvlText w:val="%5."/>
+      <w:lvlJc w:val="left"/>
+      <w:pPr>
+        <w:ind w:left="3600" w:hanging="360"/>
+      </w:pPr>
+    </w:lvl>
+    <w:lvl w:ilvl="5" w:tplc="340A001B" w:tentative="1">
+      <w:start w:val="1"/>
+      <w:numFmt w:val="lowerRoman"/>
+      <w:lvlText w:val="%6."/>
+      <w:lvlJc w:val="right"/>
+      <w:pPr>
+        <w:ind w:left="4320" w:hanging="180"/>
+      </w:pPr>
+    </w:lvl>
+    <w:lvl w:ilvl="6" w:tplc="340A000F" w:tentative="1">
+      <w:start w:val="1"/>
+      <w:numFmt w:val="decimal"/>
+      <w:lvlText w:val="%7."/>
+      <w:lvlJc w:val="left"/>
+      <w:pPr>
+        <w:ind w:left="5040" w:hanging="360"/>
+      </w:pPr>
+    </w:lvl>
+    <w:lvl w:ilvl="7" w:tplc="340A0019" w:tentative="1">
+      <w:start w:val="1"/>
+      <w:numFmt w:val="lowerLetter"/>
+      <w:lvlText w:val="%8."/>
+      <w:lvlJc w:val="left"/>
+      <w:pPr>
+        <w:ind w:left="5760" w:hanging="360"/>
+      </w:pPr>
+    </w:lvl>
+    <w:lvl w:ilvl="8" w:tplc="340A001B" w:tentative="1">
+      <w:start w:val="1"/>
+      <w:numFmt w:val="lowerRoman"/>
+      <w:lvlText w:val="%9."/>
+      <w:lvlJc w:val="right"/>
+      <w:pPr>
+        <w:ind w:left="6480" w:hanging="180"/>
+      </w:pPr>
+    </w:lvl>
+  </w:abstractNum>
+  <w:abstractNum w:abstractNumId="5" w15:restartNumberingAfterBreak="0">
     <w:nsid w:val="14C458AF"/>
     <w:multiLevelType w:val="multilevel"/>
     <w:tmpl w:val="1AC089E0"/>
@@ -4787,7 +4876,7 @@
       </w:rPr>
     </w:lvl>
   </w:abstractNum>
-  <w:abstractNum w:abstractNumId="5" w15:restartNumberingAfterBreak="0">
+  <w:abstractNum w:abstractNumId="6" w15:restartNumberingAfterBreak="0">
     <w:nsid w:val="14E544EA"/>
     <w:multiLevelType w:val="multilevel"/>
     <w:tmpl w:val="EDC67732"/>
@@ -4900,7 +4989,7 @@
       </w:rPr>
     </w:lvl>
   </w:abstractNum>
-  <w:abstractNum w:abstractNumId="6" w15:restartNumberingAfterBreak="0">
+  <w:abstractNum w:abstractNumId="7" w15:restartNumberingAfterBreak="0">
     <w:nsid w:val="15AC0926"/>
     <w:multiLevelType w:val="multilevel"/>
     <w:tmpl w:val="2E723BEA"/>
@@ -5013,7 +5102,7 @@
       </w:rPr>
     </w:lvl>
   </w:abstractNum>
-  <w:abstractNum w:abstractNumId="7" w15:restartNumberingAfterBreak="0">
+  <w:abstractNum w:abstractNumId="8" w15:restartNumberingAfterBreak="0">
     <w:nsid w:val="173F08D4"/>
     <w:multiLevelType w:val="multilevel"/>
     <w:tmpl w:val="D12E7DE4"/>
@@ -5126,7 +5215,7 @@
       </w:rPr>
     </w:lvl>
   </w:abstractNum>
-  <w:abstractNum w:abstractNumId="8" w15:restartNumberingAfterBreak="0">
+  <w:abstractNum w:abstractNumId="9" w15:restartNumberingAfterBreak="0">
     <w:nsid w:val="18F36168"/>
     <w:multiLevelType w:val="multilevel"/>
     <w:tmpl w:val="54EC5874"/>
@@ -5239,7 +5328,119 @@
       </w:rPr>
     </w:lvl>
   </w:abstractNum>
-  <w:abstractNum w:abstractNumId="9" w15:restartNumberingAfterBreak="0">
+  <w:abstractNum w:abstractNumId="10" w15:restartNumberingAfterBreak="0">
+    <w:nsid w:val="1C4F3627"/>
+    <w:multiLevelType w:val="hybridMultilevel"/>
+    <w:tmpl w:val="1994C778"/>
+    <w:lvl w:ilvl="0" w:tplc="838C12F2">
+      <w:numFmt w:val="bullet"/>
+      <w:lvlText w:val=""/>
+      <w:lvlJc w:val="left"/>
+      <w:pPr>
+        <w:ind w:left="720" w:hanging="360"/>
+      </w:pPr>
+      <w:rPr>
+        <w:rFonts w:ascii="Symbol" w:eastAsia="Arial" w:hAnsi="Symbol" w:cs="Arial" w:hint="default"/>
+      </w:rPr>
+    </w:lvl>
+    <w:lvl w:ilvl="1" w:tplc="340A0003" w:tentative="1">
+      <w:start w:val="1"/>
+      <w:numFmt w:val="bullet"/>
+      <w:lvlText w:val="o"/>
+      <w:lvlJc w:val="left"/>
+      <w:pPr>
+        <w:ind w:left="1440" w:hanging="360"/>
+      </w:pPr>
+      <w:rPr>
+        <w:rFonts w:ascii="Courier New" w:hAnsi="Courier New" w:cs="Courier New" w:hint="default"/>
+      </w:rPr>
+    </w:lvl>
+    <w:lvl w:ilvl="2" w:tplc="340A0005" w:tentative="1">
+      <w:start w:val="1"/>
+      <w:numFmt w:val="bullet"/>
+      <w:lvlText w:val=""/>
+      <w:lvlJc w:val="left"/>
+      <w:pPr>
+        <w:ind w:left="2160" w:hanging="360"/>
+      </w:pPr>
+      <w:rPr>
+        <w:rFonts w:ascii="Wingdings" w:hAnsi="Wingdings" w:hint="default"/>
+      </w:rPr>
+    </w:lvl>
+    <w:lvl w:ilvl="3" w:tplc="340A0001" w:tentative="1">
+      <w:start w:val="1"/>
+      <w:numFmt w:val="bullet"/>
+      <w:lvlText w:val=""/>
+      <w:lvlJc w:val="left"/>
+      <w:pPr>
+        <w:ind w:left="2880" w:hanging="360"/>
+      </w:pPr>
+      <w:rPr>
+        <w:rFonts w:ascii="Symbol" w:hAnsi="Symbol" w:hint="default"/>
+      </w:rPr>
+    </w:lvl>
+    <w:lvl w:ilvl="4" w:tplc="340A0003" w:tentative="1">
+      <w:start w:val="1"/>
+      <w:numFmt w:val="bullet"/>
+      <w:lvlText w:val="o"/>
+      <w:lvlJc w:val="left"/>
+      <w:pPr>
+        <w:ind w:left="3600" w:hanging="360"/>
+      </w:pPr>
+      <w:rPr>
+        <w:rFonts w:ascii="Courier New" w:hAnsi="Courier New" w:cs="Courier New" w:hint="default"/>
+      </w:rPr>
+    </w:lvl>
+    <w:lvl w:ilvl="5" w:tplc="340A0005" w:tentative="1">
+      <w:start w:val="1"/>
+      <w:numFmt w:val="bullet"/>
+      <w:lvlText w:val=""/>
+      <w:lvlJc w:val="left"/>
+      <w:pPr>
+        <w:ind w:left="4320" w:hanging="360"/>
+      </w:pPr>
+      <w:rPr>
+        <w:rFonts w:ascii="Wingdings" w:hAnsi="Wingdings" w:hint="default"/>
+      </w:rPr>
+    </w:lvl>
+    <w:lvl w:ilvl="6" w:tplc="340A0001" w:tentative="1">
+      <w:start w:val="1"/>
+      <w:numFmt w:val="bullet"/>
+      <w:lvlText w:val=""/>
+      <w:lvlJc w:val="left"/>
+      <w:pPr>
+        <w:ind w:left="5040" w:hanging="360"/>
+      </w:pPr>
+      <w:rPr>
+        <w:rFonts w:ascii="Symbol" w:hAnsi="Symbol" w:hint="default"/>
+      </w:rPr>
+    </w:lvl>
+    <w:lvl w:ilvl="7" w:tplc="340A0003" w:tentative="1">
+      <w:start w:val="1"/>
+      <w:numFmt w:val="bullet"/>
+      <w:lvlText w:val="o"/>
+      <w:lvlJc w:val="left"/>
+      <w:pPr>
+        <w:ind w:left="5760" w:hanging="360"/>
+      </w:pPr>
+      <w:rPr>
+        <w:rFonts w:ascii="Courier New" w:hAnsi="Courier New" w:cs="Courier New" w:hint="default"/>
+      </w:rPr>
+    </w:lvl>
+    <w:lvl w:ilvl="8" w:tplc="340A0005" w:tentative="1">
+      <w:start w:val="1"/>
+      <w:numFmt w:val="bullet"/>
+      <w:lvlText w:val=""/>
+      <w:lvlJc w:val="left"/>
+      <w:pPr>
+        <w:ind w:left="6480" w:hanging="360"/>
+      </w:pPr>
+      <w:rPr>
+        <w:rFonts w:ascii="Wingdings" w:hAnsi="Wingdings" w:hint="default"/>
+      </w:rPr>
+    </w:lvl>
+  </w:abstractNum>
+  <w:abstractNum w:abstractNumId="11" w15:restartNumberingAfterBreak="0">
     <w:nsid w:val="21E61C09"/>
     <w:multiLevelType w:val="multilevel"/>
     <w:tmpl w:val="533CAD8C"/>
@@ -5352,7 +5553,7 @@
       </w:rPr>
     </w:lvl>
   </w:abstractNum>
-  <w:abstractNum w:abstractNumId="10" w15:restartNumberingAfterBreak="0">
+  <w:abstractNum w:abstractNumId="12" w15:restartNumberingAfterBreak="0">
     <w:nsid w:val="21FB5833"/>
     <w:multiLevelType w:val="multilevel"/>
     <w:tmpl w:val="BF62B5F0"/>
@@ -5465,7 +5666,7 @@
       </w:rPr>
     </w:lvl>
   </w:abstractNum>
-  <w:abstractNum w:abstractNumId="11" w15:restartNumberingAfterBreak="0">
+  <w:abstractNum w:abstractNumId="13" w15:restartNumberingAfterBreak="0">
     <w:nsid w:val="2C171CD4"/>
     <w:multiLevelType w:val="multilevel"/>
     <w:tmpl w:val="739CA34C"/>
@@ -5578,7 +5779,7 @@
       </w:rPr>
     </w:lvl>
   </w:abstractNum>
-  <w:abstractNum w:abstractNumId="12" w15:restartNumberingAfterBreak="0">
+  <w:abstractNum w:abstractNumId="14" w15:restartNumberingAfterBreak="0">
     <w:nsid w:val="2E2635A3"/>
     <w:multiLevelType w:val="multilevel"/>
     <w:tmpl w:val="EC704CA4"/>
@@ -5691,7 +5892,7 @@
       </w:rPr>
     </w:lvl>
   </w:abstractNum>
-  <w:abstractNum w:abstractNumId="13" w15:restartNumberingAfterBreak="0">
+  <w:abstractNum w:abstractNumId="15" w15:restartNumberingAfterBreak="0">
     <w:nsid w:val="2E651817"/>
     <w:multiLevelType w:val="multilevel"/>
     <w:tmpl w:val="DFA2DB7E"/>
@@ -5804,7 +6005,120 @@
       </w:rPr>
     </w:lvl>
   </w:abstractNum>
-  <w:abstractNum w:abstractNumId="14" w15:restartNumberingAfterBreak="0">
+  <w:abstractNum w:abstractNumId="16" w15:restartNumberingAfterBreak="0">
+    <w:nsid w:val="41523872"/>
+    <w:multiLevelType w:val="hybridMultilevel"/>
+    <w:tmpl w:val="62888C70"/>
+    <w:lvl w:ilvl="0" w:tplc="3BEE766A">
+      <w:start w:val="2"/>
+      <w:numFmt w:val="bullet"/>
+      <w:lvlText w:val=""/>
+      <w:lvlJc w:val="left"/>
+      <w:pPr>
+        <w:ind w:left="720" w:hanging="360"/>
+      </w:pPr>
+      <w:rPr>
+        <w:rFonts w:ascii="Symbol" w:eastAsia="Arial" w:hAnsi="Symbol" w:cs="Arial" w:hint="default"/>
+      </w:rPr>
+    </w:lvl>
+    <w:lvl w:ilvl="1" w:tplc="340A0003" w:tentative="1">
+      <w:start w:val="1"/>
+      <w:numFmt w:val="bullet"/>
+      <w:lvlText w:val="o"/>
+      <w:lvlJc w:val="left"/>
+      <w:pPr>
+        <w:ind w:left="1440" w:hanging="360"/>
+      </w:pPr>
+      <w:rPr>
+        <w:rFonts w:ascii="Courier New" w:hAnsi="Courier New" w:cs="Courier New" w:hint="default"/>
+      </w:rPr>
+    </w:lvl>
+    <w:lvl w:ilvl="2" w:tplc="340A0005" w:tentative="1">
+      <w:start w:val="1"/>
+      <w:numFmt w:val="bullet"/>
+      <w:lvlText w:val=""/>
+      <w:lvlJc w:val="left"/>
+      <w:pPr>
+        <w:ind w:left="2160" w:hanging="360"/>
+      </w:pPr>
+      <w:rPr>
+        <w:rFonts w:ascii="Wingdings" w:hAnsi="Wingdings" w:hint="default"/>
+      </w:rPr>
+    </w:lvl>
+    <w:lvl w:ilvl="3" w:tplc="340A0001" w:tentative="1">
+      <w:start w:val="1"/>
+      <w:numFmt w:val="bullet"/>
+      <w:lvlText w:val=""/>
+      <w:lvlJc w:val="left"/>
+      <w:pPr>
+        <w:ind w:left="2880" w:hanging="360"/>
+      </w:pPr>
+      <w:rPr>
+        <w:rFonts w:ascii="Symbol" w:hAnsi="Symbol" w:hint="default"/>
+      </w:rPr>
+    </w:lvl>
+    <w:lvl w:ilvl="4" w:tplc="340A0003" w:tentative="1">
+      <w:start w:val="1"/>
+      <w:numFmt w:val="bullet"/>
+      <w:lvlText w:val="o"/>
+      <w:lvlJc w:val="left"/>
+      <w:pPr>
+        <w:ind w:left="3600" w:hanging="360"/>
+      </w:pPr>
+      <w:rPr>
+        <w:rFonts w:ascii="Courier New" w:hAnsi="Courier New" w:cs="Courier New" w:hint="default"/>
+      </w:rPr>
+    </w:lvl>
+    <w:lvl w:ilvl="5" w:tplc="340A0005" w:tentative="1">
+      <w:start w:val="1"/>
+      <w:numFmt w:val="bullet"/>
+      <w:lvlText w:val=""/>
+      <w:lvlJc w:val="left"/>
+      <w:pPr>
+        <w:ind w:left="4320" w:hanging="360"/>
+      </w:pPr>
+      <w:rPr>
+        <w:rFonts w:ascii="Wingdings" w:hAnsi="Wingdings" w:hint="default"/>
+      </w:rPr>
+    </w:lvl>
+    <w:lvl w:ilvl="6" w:tplc="340A0001" w:tentative="1">
+      <w:start w:val="1"/>
+      <w:numFmt w:val="bullet"/>
+      <w:lvlText w:val=""/>
+      <w:lvlJc w:val="left"/>
+      <w:pPr>
+        <w:ind w:left="5040" w:hanging="360"/>
+      </w:pPr>
+      <w:rPr>
+        <w:rFonts w:ascii="Symbol" w:hAnsi="Symbol" w:hint="default"/>
+      </w:rPr>
+    </w:lvl>
+    <w:lvl w:ilvl="7" w:tplc="340A0003" w:tentative="1">
+      <w:start w:val="1"/>
+      <w:numFmt w:val="bullet"/>
+      <w:lvlText w:val="o"/>
+      <w:lvlJc w:val="left"/>
+      <w:pPr>
+        <w:ind w:left="5760" w:hanging="360"/>
+      </w:pPr>
+      <w:rPr>
+        <w:rFonts w:ascii="Courier New" w:hAnsi="Courier New" w:cs="Courier New" w:hint="default"/>
+      </w:rPr>
+    </w:lvl>
+    <w:lvl w:ilvl="8" w:tplc="340A0005" w:tentative="1">
+      <w:start w:val="1"/>
+      <w:numFmt w:val="bullet"/>
+      <w:lvlText w:val=""/>
+      <w:lvlJc w:val="left"/>
+      <w:pPr>
+        <w:ind w:left="6480" w:hanging="360"/>
+      </w:pPr>
+      <w:rPr>
+        <w:rFonts w:ascii="Wingdings" w:hAnsi="Wingdings" w:hint="default"/>
+      </w:rPr>
+    </w:lvl>
+  </w:abstractNum>
+  <w:abstractNum w:abstractNumId="17" w15:restartNumberingAfterBreak="0">
     <w:nsid w:val="490C1EB0"/>
     <w:multiLevelType w:val="multilevel"/>
     <w:tmpl w:val="DC8C7B46"/>
@@ -5917,7 +6231,7 @@
       </w:rPr>
     </w:lvl>
   </w:abstractNum>
-  <w:abstractNum w:abstractNumId="15" w15:restartNumberingAfterBreak="0">
+  <w:abstractNum w:abstractNumId="18" w15:restartNumberingAfterBreak="0">
     <w:nsid w:val="51113366"/>
     <w:multiLevelType w:val="multilevel"/>
     <w:tmpl w:val="0F663F8A"/>
@@ -6030,7 +6344,7 @@
       </w:rPr>
     </w:lvl>
   </w:abstractNum>
-  <w:abstractNum w:abstractNumId="16" w15:restartNumberingAfterBreak="0">
+  <w:abstractNum w:abstractNumId="19" w15:restartNumberingAfterBreak="0">
     <w:nsid w:val="6AF92B78"/>
     <w:multiLevelType w:val="multilevel"/>
     <w:tmpl w:val="BAA4C280"/>
@@ -6143,7 +6457,7 @@
       </w:rPr>
     </w:lvl>
   </w:abstractNum>
-  <w:abstractNum w:abstractNumId="17" w15:restartNumberingAfterBreak="0">
+  <w:abstractNum w:abstractNumId="20" w15:restartNumberingAfterBreak="0">
     <w:nsid w:val="758F34C0"/>
     <w:multiLevelType w:val="multilevel"/>
     <w:tmpl w:val="5FDC03B2"/>
@@ -6257,58 +6571,67 @@
     </w:lvl>
   </w:abstractNum>
   <w:num w:numId="1" w16cid:durableId="144324852">
-    <w:abstractNumId w:val="17"/>
+    <w:abstractNumId w:val="20"/>
   </w:num>
   <w:num w:numId="2" w16cid:durableId="1425030499">
-    <w:abstractNumId w:val="11"/>
+    <w:abstractNumId w:val="13"/>
   </w:num>
   <w:num w:numId="3" w16cid:durableId="1323050099">
-    <w:abstractNumId w:val="16"/>
+    <w:abstractNumId w:val="19"/>
   </w:num>
   <w:num w:numId="4" w16cid:durableId="1670061116">
-    <w:abstractNumId w:val="13"/>
+    <w:abstractNumId w:val="15"/>
   </w:num>
   <w:num w:numId="5" w16cid:durableId="558514240">
-    <w:abstractNumId w:val="4"/>
+    <w:abstractNumId w:val="5"/>
   </w:num>
   <w:num w:numId="6" w16cid:durableId="961225359">
-    <w:abstractNumId w:val="8"/>
+    <w:abstractNumId w:val="9"/>
   </w:num>
   <w:num w:numId="7" w16cid:durableId="2117870389">
-    <w:abstractNumId w:val="6"/>
+    <w:abstractNumId w:val="7"/>
   </w:num>
   <w:num w:numId="8" w16cid:durableId="766341685">
     <w:abstractNumId w:val="1"/>
   </w:num>
   <w:num w:numId="9" w16cid:durableId="85733281">
-    <w:abstractNumId w:val="9"/>
+    <w:abstractNumId w:val="11"/>
   </w:num>
   <w:num w:numId="10" w16cid:durableId="1676810717">
-    <w:abstractNumId w:val="12"/>
+    <w:abstractNumId w:val="14"/>
   </w:num>
   <w:num w:numId="11" w16cid:durableId="80565264">
     <w:abstractNumId w:val="2"/>
   </w:num>
   <w:num w:numId="12" w16cid:durableId="1598371359">
-    <w:abstractNumId w:val="7"/>
+    <w:abstractNumId w:val="8"/>
   </w:num>
   <w:num w:numId="13" w16cid:durableId="1547331578">
-    <w:abstractNumId w:val="15"/>
+    <w:abstractNumId w:val="18"/>
   </w:num>
   <w:num w:numId="14" w16cid:durableId="27148204">
     <w:abstractNumId w:val="3"/>
   </w:num>
   <w:num w:numId="15" w16cid:durableId="87429187">
-    <w:abstractNumId w:val="14"/>
+    <w:abstractNumId w:val="17"/>
   </w:num>
   <w:num w:numId="16" w16cid:durableId="1185441458">
-    <w:abstractNumId w:val="5"/>
+    <w:abstractNumId w:val="6"/>
   </w:num>
   <w:num w:numId="17" w16cid:durableId="521667645">
     <w:abstractNumId w:val="0"/>
   </w:num>
   <w:num w:numId="18" w16cid:durableId="288099039">
+    <w:abstractNumId w:val="12"/>
+  </w:num>
+  <w:num w:numId="19" w16cid:durableId="981735790">
     <w:abstractNumId w:val="10"/>
+  </w:num>
+  <w:num w:numId="20" w16cid:durableId="1919825830">
+    <w:abstractNumId w:val="4"/>
+  </w:num>
+  <w:num w:numId="21" w16cid:durableId="287442984">
+    <w:abstractNumId w:val="16"/>
   </w:num>
 </w:numbering>
 </file>
@@ -6829,7 +7152,6 @@
   <w:style w:type="character" w:default="1" w:styleId="Fuentedeprrafopredeter">
     <w:name w:val="Default Paragraph Font"/>
     <w:uiPriority w:val="1"/>
-    <w:semiHidden/>
     <w:unhideWhenUsed/>
   </w:style>
   <w:style w:type="table" w:default="1" w:styleId="Tablanormal">
@@ -6963,6 +7285,17 @@
       <w:color w:val="605E5C"/>
       <w:shd w:val="clear" w:color="auto" w:fill="E1DFDD"/>
     </w:rPr>
+  </w:style>
+  <w:style w:type="paragraph" w:styleId="Prrafodelista">
+    <w:name w:val="List Paragraph"/>
+    <w:basedOn w:val="Normal"/>
+    <w:uiPriority w:val="34"/>
+    <w:qFormat/>
+    <w:rsid w:val="003C1041"/>
+    <w:pPr>
+      <w:ind w:left="720"/>
+      <w:contextualSpacing/>
+    </w:pPr>
   </w:style>
 </w:styles>
 </file>

--- a/bitacora-renato-hn.docx
+++ b/bitacora-renato-hn.docx
@@ -588,9 +588,10 @@
             <w:pPr>
               <w:widowControl w:val="0"/>
               <w:spacing w:line="240" w:lineRule="auto"/>
-            </w:pPr>
-            <w:r>
-              <w:t xml:space="preserve">SI </w:t>
+              <w:jc w:val="center"/>
+            </w:pPr>
+            <w:r>
+              <w:t>SI</w:t>
             </w:r>
           </w:p>
         </w:tc>
@@ -668,7 +669,23 @@
                 <w:sz w:val="20"/>
                 <w:szCs w:val="20"/>
               </w:rPr>
-              <w:t xml:space="preserve"> al Jueves </w:t>
+              <w:t xml:space="preserve"> al </w:t>
+            </w:r>
+            <w:proofErr w:type="gramStart"/>
+            <w:r>
+              <w:rPr>
+                <w:sz w:val="20"/>
+                <w:szCs w:val="20"/>
+              </w:rPr>
+              <w:t>Jueves</w:t>
+            </w:r>
+            <w:proofErr w:type="gramEnd"/>
+            <w:r>
+              <w:rPr>
+                <w:sz w:val="20"/>
+                <w:szCs w:val="20"/>
+              </w:rPr>
+              <w:t xml:space="preserve"> </w:t>
             </w:r>
             <w:r>
               <w:rPr>
@@ -709,6 +726,7 @@
             <w:pPr>
               <w:widowControl w:val="0"/>
               <w:spacing w:line="240" w:lineRule="auto"/>
+              <w:jc w:val="center"/>
             </w:pPr>
             <w:r>
               <w:t>SI</w:t>
@@ -795,6 +813,7 @@
             <w:pPr>
               <w:widowControl w:val="0"/>
               <w:spacing w:line="240" w:lineRule="auto"/>
+              <w:jc w:val="center"/>
             </w:pPr>
             <w:r>
               <w:t>SI</w:t>
@@ -864,6 +883,7 @@
             <w:pPr>
               <w:widowControl w:val="0"/>
               <w:spacing w:line="240" w:lineRule="auto"/>
+              <w:jc w:val="center"/>
             </w:pPr>
             <w:r>
               <w:t>SI</w:t>
@@ -941,6 +961,7 @@
             <w:pPr>
               <w:widowControl w:val="0"/>
               <w:spacing w:line="240" w:lineRule="auto"/>
+              <w:jc w:val="center"/>
             </w:pPr>
             <w:r>
               <w:t>SINO</w:t>
@@ -1283,7 +1304,23 @@
                 <w:sz w:val="20"/>
                 <w:szCs w:val="20"/>
               </w:rPr>
-              <w:t xml:space="preserve"> al Jueves </w:t>
+              <w:t xml:space="preserve"> al </w:t>
+            </w:r>
+            <w:proofErr w:type="gramStart"/>
+            <w:r>
+              <w:rPr>
+                <w:sz w:val="20"/>
+                <w:szCs w:val="20"/>
+              </w:rPr>
+              <w:t>Jueves</w:t>
+            </w:r>
+            <w:proofErr w:type="gramEnd"/>
+            <w:r>
+              <w:rPr>
+                <w:sz w:val="20"/>
+                <w:szCs w:val="20"/>
+              </w:rPr>
+              <w:t xml:space="preserve"> </w:t>
             </w:r>
             <w:r>
               <w:rPr>
@@ -1325,6 +1362,7 @@
             <w:pPr>
               <w:widowControl w:val="0"/>
               <w:spacing w:line="240" w:lineRule="auto"/>
+              <w:jc w:val="center"/>
             </w:pPr>
             <w:r>
               <w:t>SI</w:t>
@@ -1403,6 +1441,7 @@
             <w:pPr>
               <w:widowControl w:val="0"/>
               <w:spacing w:line="240" w:lineRule="auto"/>
+              <w:jc w:val="center"/>
             </w:pPr>
             <w:r>
               <w:t>SI</w:t>
@@ -1500,6 +1539,7 @@
             <w:pPr>
               <w:widowControl w:val="0"/>
               <w:spacing w:line="240" w:lineRule="auto"/>
+              <w:jc w:val="center"/>
             </w:pPr>
             <w:r>
               <w:t>SI</w:t>
@@ -1586,9 +1626,10 @@
             <w:pPr>
               <w:widowControl w:val="0"/>
               <w:spacing w:line="240" w:lineRule="auto"/>
-            </w:pPr>
-            <w:r>
-              <w:t>si</w:t>
+              <w:jc w:val="center"/>
+            </w:pPr>
+            <w:r>
+              <w:t>SI</w:t>
             </w:r>
           </w:p>
         </w:tc>
@@ -1659,6 +1700,7 @@
                 <w:numId w:val="9"/>
               </w:numPr>
               <w:spacing w:line="240" w:lineRule="auto"/>
+              <w:jc w:val="center"/>
             </w:pPr>
           </w:p>
         </w:tc>
@@ -1733,6 +1775,7 @@
             <w:pPr>
               <w:widowControl w:val="0"/>
               <w:spacing w:line="240" w:lineRule="auto"/>
+              <w:jc w:val="center"/>
               <w:rPr>
                 <w:u w:val="single"/>
               </w:rPr>
@@ -1810,7 +1853,21 @@
                 <w:sz w:val="20"/>
                 <w:szCs w:val="20"/>
               </w:rPr>
-              <w:t xml:space="preserve"> al Jueves </w:t>
+              <w:t xml:space="preserve"> al </w:t>
+            </w:r>
+            <w:r>
+              <w:rPr>
+                <w:sz w:val="20"/>
+                <w:szCs w:val="20"/>
+              </w:rPr>
+              <w:t>jueves</w:t>
+            </w:r>
+            <w:r>
+              <w:rPr>
+                <w:sz w:val="20"/>
+                <w:szCs w:val="20"/>
+              </w:rPr>
+              <w:t xml:space="preserve"> </w:t>
             </w:r>
             <w:r>
               <w:rPr>
@@ -1848,6 +1905,7 @@
             <w:pPr>
               <w:widowControl w:val="0"/>
               <w:spacing w:line="240" w:lineRule="auto"/>
+              <w:jc w:val="center"/>
             </w:pPr>
             <w:r>
               <w:t>SI</w:t>
@@ -1919,7 +1977,21 @@
                 <w:sz w:val="20"/>
                 <w:szCs w:val="20"/>
               </w:rPr>
-              <w:t xml:space="preserve"> al Viernes </w:t>
+              <w:t xml:space="preserve"> al </w:t>
+            </w:r>
+            <w:r>
+              <w:rPr>
+                <w:sz w:val="20"/>
+                <w:szCs w:val="20"/>
+              </w:rPr>
+              <w:t>viernes</w:t>
+            </w:r>
+            <w:r>
+              <w:rPr>
+                <w:sz w:val="20"/>
+                <w:szCs w:val="20"/>
+              </w:rPr>
+              <w:t xml:space="preserve"> </w:t>
             </w:r>
             <w:r>
               <w:rPr>
@@ -2211,6 +2283,48 @@
               <w:jc w:val="both"/>
             </w:pPr>
           </w:p>
+          <w:p>
+            <w:pPr>
+              <w:widowControl w:val="0"/>
+              <w:spacing w:line="240" w:lineRule="auto"/>
+              <w:jc w:val="both"/>
+            </w:pPr>
+          </w:p>
+          <w:p>
+            <w:pPr>
+              <w:widowControl w:val="0"/>
+              <w:spacing w:line="240" w:lineRule="auto"/>
+              <w:jc w:val="both"/>
+            </w:pPr>
+          </w:p>
+          <w:p>
+            <w:pPr>
+              <w:widowControl w:val="0"/>
+              <w:spacing w:line="240" w:lineRule="auto"/>
+              <w:jc w:val="both"/>
+            </w:pPr>
+          </w:p>
+          <w:p>
+            <w:pPr>
+              <w:widowControl w:val="0"/>
+              <w:spacing w:line="240" w:lineRule="auto"/>
+              <w:jc w:val="both"/>
+            </w:pPr>
+          </w:p>
+          <w:p>
+            <w:pPr>
+              <w:widowControl w:val="0"/>
+              <w:spacing w:line="240" w:lineRule="auto"/>
+              <w:jc w:val="both"/>
+            </w:pPr>
+          </w:p>
+          <w:p>
+            <w:pPr>
+              <w:widowControl w:val="0"/>
+              <w:spacing w:line="240" w:lineRule="auto"/>
+              <w:jc w:val="both"/>
+            </w:pPr>
+          </w:p>
         </w:tc>
         <w:tc>
           <w:tcPr>
@@ -2236,6 +2350,7 @@
               <w:jc w:val="center"/>
             </w:pPr>
             <w:r>
+              <w:lastRenderedPageBreak/>
               <w:t>4.5</w:t>
             </w:r>
           </w:p>
@@ -2266,11 +2381,7 @@
               <w:jc w:val="both"/>
             </w:pPr>
             <w:r>
-              <w:t xml:space="preserve">hito: Cálculo de </w:t>
-            </w:r>
-            <w:r>
-              <w:lastRenderedPageBreak/>
-              <w:t>constante elástica con comparación respecto a tablas de constante elásticas medidas. Entregar variación (% de error)</w:t>
+              <w:t>hito: Cálculo de constante elástica con comparación respecto a tablas de constante elásticas medidas. Entregar variación (% de error)</w:t>
             </w:r>
           </w:p>
         </w:tc>
@@ -2426,6 +2537,9 @@
               <w:widowControl w:val="0"/>
               <w:spacing w:line="240" w:lineRule="auto"/>
               <w:jc w:val="both"/>
+              <w:rPr>
+                <w:u w:val="single"/>
+              </w:rPr>
             </w:pPr>
             <w:r>
               <w:t>Temperatura, humedad</w:t>
@@ -2862,6 +2976,55 @@
               <w:jc w:val="both"/>
             </w:pPr>
           </w:p>
+          <w:p>
+            <w:pPr>
+              <w:widowControl w:val="0"/>
+              <w:spacing w:line="240" w:lineRule="auto"/>
+              <w:jc w:val="both"/>
+            </w:pPr>
+          </w:p>
+          <w:p>
+            <w:pPr>
+              <w:widowControl w:val="0"/>
+              <w:spacing w:line="240" w:lineRule="auto"/>
+              <w:jc w:val="both"/>
+            </w:pPr>
+          </w:p>
+          <w:p>
+            <w:pPr>
+              <w:widowControl w:val="0"/>
+              <w:spacing w:line="240" w:lineRule="auto"/>
+              <w:jc w:val="both"/>
+            </w:pPr>
+          </w:p>
+          <w:p>
+            <w:pPr>
+              <w:widowControl w:val="0"/>
+              <w:spacing w:line="240" w:lineRule="auto"/>
+              <w:jc w:val="both"/>
+            </w:pPr>
+          </w:p>
+          <w:p>
+            <w:pPr>
+              <w:widowControl w:val="0"/>
+              <w:spacing w:line="240" w:lineRule="auto"/>
+              <w:jc w:val="both"/>
+            </w:pPr>
+          </w:p>
+          <w:p>
+            <w:pPr>
+              <w:widowControl w:val="0"/>
+              <w:spacing w:line="240" w:lineRule="auto"/>
+              <w:jc w:val="both"/>
+            </w:pPr>
+          </w:p>
+          <w:p>
+            <w:pPr>
+              <w:widowControl w:val="0"/>
+              <w:spacing w:line="240" w:lineRule="auto"/>
+              <w:jc w:val="both"/>
+            </w:pPr>
+          </w:p>
         </w:tc>
         <w:tc>
           <w:tcPr>
@@ -2887,6 +3050,7 @@
               <w:jc w:val="center"/>
             </w:pPr>
             <w:r>
+              <w:lastRenderedPageBreak/>
               <w:t>4.14</w:t>
             </w:r>
           </w:p>
@@ -2917,11 +3081,7 @@
               <w:jc w:val="both"/>
             </w:pPr>
             <w:r>
-              <w:t xml:space="preserve">hito: Incorporación de comunicación de </w:t>
-            </w:r>
-            <w:r>
-              <w:lastRenderedPageBreak/>
-              <w:t>generador de señal + osciloscopio a los códigos de cálculo de constantes elásticas con rebote - sin rebote</w:t>
+              <w:t>hito: Incorporación de comunicación de generador de señal + osciloscopio a los códigos de cálculo de constantes elásticas con rebote - sin rebote</w:t>
             </w:r>
           </w:p>
         </w:tc>
@@ -3220,7 +3380,23 @@
                 <w:sz w:val="20"/>
                 <w:szCs w:val="20"/>
               </w:rPr>
-              <w:t xml:space="preserve"> al Viernes </w:t>
+              <w:t xml:space="preserve"> al </w:t>
+            </w:r>
+            <w:proofErr w:type="gramStart"/>
+            <w:r>
+              <w:rPr>
+                <w:sz w:val="20"/>
+                <w:szCs w:val="20"/>
+              </w:rPr>
+              <w:t>Viernes</w:t>
+            </w:r>
+            <w:proofErr w:type="gramEnd"/>
+            <w:r>
+              <w:rPr>
+                <w:sz w:val="20"/>
+                <w:szCs w:val="20"/>
+              </w:rPr>
+              <w:t xml:space="preserve"> </w:t>
             </w:r>
             <w:r>
               <w:rPr>
@@ -3475,6 +3651,9 @@
         </w:tc>
       </w:tr>
       <w:tr>
+        <w:trPr>
+          <w:trHeight w:val="648"/>
+        </w:trPr>
         <w:tc>
           <w:tcPr>
             <w:tcW w:w="705" w:type="dxa"/>
@@ -3556,6 +3735,11 @@
     <w:p/>
     <w:p/>
     <w:p>
+      <w:r>
+        <w:br w:type="page"/>
+      </w:r>
+    </w:p>
+    <w:p>
       <w:pPr>
         <w:numPr>
           <w:ilvl w:val="0"/>
@@ -3563,6 +3747,7 @@
         </w:numPr>
       </w:pPr>
       <w:r>
+        <w:lastRenderedPageBreak/>
         <w:t>Qué materiales medir con el código actualizado</w:t>
       </w:r>
     </w:p>
@@ -3631,13 +3816,8 @@
       <w:r>
         <w:t xml:space="preserve">Conexión entre drive y </w:t>
       </w:r>
-      <w:proofErr w:type="spellStart"/>
-      <w:r>
-        <w:t>github</w:t>
-      </w:r>
-      <w:proofErr w:type="spellEnd"/>
-      <w:r>
-        <w:br w:type="page"/>
+      <w:r>
+        <w:t>GitHub</w:t>
       </w:r>
     </w:p>
     <w:p>
@@ -3645,42 +3825,6 @@
         <w:spacing w:line="288" w:lineRule="auto"/>
         <w:jc w:val="both"/>
       </w:pPr>
-      <w:r>
-        <w:lastRenderedPageBreak/>
-        <w:t xml:space="preserve">[5] </w:t>
-      </w:r>
-      <w:proofErr w:type="spellStart"/>
-      <w:r>
-        <w:t>Bucur</w:t>
-      </w:r>
-      <w:proofErr w:type="spellEnd"/>
-      <w:r>
-        <w:t xml:space="preserve">, </w:t>
-      </w:r>
-      <w:proofErr w:type="spellStart"/>
-      <w:r>
-        <w:t>Voichita</w:t>
-      </w:r>
-      <w:proofErr w:type="spellEnd"/>
-      <w:r>
-        <w:t xml:space="preserve">. (2006). </w:t>
-      </w:r>
-      <w:proofErr w:type="spellStart"/>
-      <w:r>
-        <w:t>Acoustics</w:t>
-      </w:r>
-      <w:proofErr w:type="spellEnd"/>
-      <w:r>
-        <w:t xml:space="preserve"> </w:t>
-      </w:r>
-      <w:proofErr w:type="spellStart"/>
-      <w:r>
-        <w:t>of</w:t>
-      </w:r>
-      <w:proofErr w:type="spellEnd"/>
-      <w:r>
-        <w:t xml:space="preserve"> Wood, 2da edición, Springer New York, NY.</w:t>
-      </w:r>
     </w:p>
     <w:p>
       <w:pPr>
@@ -3688,63 +3832,15 @@
         <w:jc w:val="both"/>
       </w:pPr>
       <w:r>
-        <w:t xml:space="preserve">[6] </w:t>
+        <w:t xml:space="preserve">[5] Bucur, Voichita. (2006). Acoustics </w:t>
       </w:r>
       <w:proofErr w:type="spellStart"/>
       <w:r>
-        <w:t>Bucur</w:t>
+        <w:t>of</w:t>
       </w:r>
       <w:proofErr w:type="spellEnd"/>
       <w:r>
-        <w:t xml:space="preserve">, V. (2016). </w:t>
-      </w:r>
-      <w:proofErr w:type="spellStart"/>
-      <w:r>
-        <w:t>Handbook</w:t>
-      </w:r>
-      <w:proofErr w:type="spellEnd"/>
-      <w:r>
-        <w:t xml:space="preserve"> </w:t>
-      </w:r>
-      <w:proofErr w:type="spellStart"/>
-      <w:r>
-        <w:t>of</w:t>
-      </w:r>
-      <w:proofErr w:type="spellEnd"/>
-      <w:r>
-        <w:t xml:space="preserve"> </w:t>
-      </w:r>
-      <w:proofErr w:type="spellStart"/>
-      <w:r>
-        <w:t>materials</w:t>
-      </w:r>
-      <w:proofErr w:type="spellEnd"/>
-      <w:r>
-        <w:t xml:space="preserve"> </w:t>
-      </w:r>
-      <w:proofErr w:type="spellStart"/>
-      <w:r>
-        <w:t>for</w:t>
-      </w:r>
-      <w:proofErr w:type="spellEnd"/>
-      <w:r>
-        <w:t xml:space="preserve"> </w:t>
-      </w:r>
-      <w:proofErr w:type="spellStart"/>
-      <w:r>
-        <w:t>string</w:t>
-      </w:r>
-      <w:proofErr w:type="spellEnd"/>
-      <w:r>
-        <w:t xml:space="preserve"> musical </w:t>
-      </w:r>
-      <w:proofErr w:type="spellStart"/>
-      <w:r>
-        <w:t>instruments</w:t>
-      </w:r>
-      <w:proofErr w:type="spellEnd"/>
-      <w:r>
-        <w:t>, Springer New York, NY.</w:t>
+        <w:t xml:space="preserve"> Wood, 2da edición, Springer New York, NY.</w:t>
       </w:r>
     </w:p>
     <w:p>
@@ -3753,15 +3849,56 @@
         <w:jc w:val="both"/>
       </w:pPr>
       <w:r>
-        <w:t xml:space="preserve">[7] </w:t>
+        <w:t xml:space="preserve">[6] Bucur, V. (2016). </w:t>
       </w:r>
       <w:proofErr w:type="spellStart"/>
       <w:r>
-        <w:t>Bucur</w:t>
+        <w:t>Handbook</w:t>
       </w:r>
       <w:proofErr w:type="spellEnd"/>
       <w:r>
-        <w:t xml:space="preserve">, V. (2019). </w:t>
+        <w:t xml:space="preserve"> </w:t>
+      </w:r>
+      <w:proofErr w:type="spellStart"/>
+      <w:r>
+        <w:t>of</w:t>
+      </w:r>
+      <w:proofErr w:type="spellEnd"/>
+      <w:r>
+        <w:t xml:space="preserve"> </w:t>
+      </w:r>
+      <w:proofErr w:type="spellStart"/>
+      <w:r>
+        <w:t>materials</w:t>
+      </w:r>
+      <w:proofErr w:type="spellEnd"/>
+      <w:r>
+        <w:t xml:space="preserve"> </w:t>
+      </w:r>
+      <w:proofErr w:type="spellStart"/>
+      <w:r>
+        <w:t>for</w:t>
+      </w:r>
+      <w:proofErr w:type="spellEnd"/>
+      <w:r>
+        <w:t xml:space="preserve"> string musical </w:t>
+      </w:r>
+      <w:proofErr w:type="spellStart"/>
+      <w:r>
+        <w:t>instruments</w:t>
+      </w:r>
+      <w:proofErr w:type="spellEnd"/>
+      <w:r>
+        <w:t>, Springer New York, NY.</w:t>
+      </w:r>
+    </w:p>
+    <w:p>
+      <w:pPr>
+        <w:spacing w:line="288" w:lineRule="auto"/>
+        <w:jc w:val="both"/>
+      </w:pPr>
+      <w:r>
+        <w:t xml:space="preserve">[7] Bucur, V. (2019). </w:t>
       </w:r>
       <w:proofErr w:type="spellStart"/>
       <w:r>
@@ -3821,15 +3958,7 @@
         <w:jc w:val="both"/>
       </w:pPr>
       <w:r>
-        <w:t xml:space="preserve">[8] </w:t>
-      </w:r>
-      <w:proofErr w:type="spellStart"/>
-      <w:r>
-        <w:t>Bucur</w:t>
-      </w:r>
-      <w:proofErr w:type="spellEnd"/>
-      <w:r>
-        <w:t xml:space="preserve">, V. (2022). </w:t>
+        <w:t xml:space="preserve">[8] Bucur, V. (2022). </w:t>
       </w:r>
       <w:proofErr w:type="spellStart"/>
       <w:r>
@@ -3881,10 +4010,18 @@
       </w:r>
     </w:p>
     <w:p/>
-    <w:p/>
-    <w:p/>
     <w:p>
-      <w:r>
+      <w:pPr>
+        <w:rPr>
+          <w:sz w:val="24"/>
+          <w:szCs w:val="24"/>
+        </w:rPr>
+      </w:pPr>
+      <w:r>
+        <w:rPr>
+          <w:sz w:val="24"/>
+          <w:szCs w:val="24"/>
+        </w:rPr>
         <w:t>Cálculo de Módulo de constantes de elasticidad/Young EL, ER y ET, que dan cuenta de la deformación del material ante compresiones y tensiones en las direcciones principales Longitudinal, Radial y Transversal., respectivamente.</w:t>
       </w:r>
     </w:p>
@@ -3913,15 +4050,11 @@
         </w:numPr>
         <w:rPr>
           <w:color w:val="212121"/>
-          <w:sz w:val="26"/>
-          <w:szCs w:val="26"/>
         </w:rPr>
       </w:pPr>
       <w:r>
         <w:rPr>
           <w:color w:val="212121"/>
-          <w:sz w:val="26"/>
-          <w:szCs w:val="26"/>
         </w:rPr>
         <w:t>Compuestos de placas o vigas de madera adheridas entre sí:</w:t>
       </w:r>
@@ -4002,7 +4135,6 @@
       </w:pPr>
     </w:p>
     <w:p/>
-    <w:p/>
     <w:p>
       <w:pPr>
         <w:rPr>
@@ -4019,25 +4151,7 @@
           <w:sz w:val="24"/>
           <w:szCs w:val="24"/>
         </w:rPr>
-        <w:t>Configuración</w:t>
-      </w:r>
-      <w:r>
-        <w:rPr>
-          <w:b/>
-          <w:bCs/>
-          <w:sz w:val="24"/>
-          <w:szCs w:val="24"/>
-        </w:rPr>
-        <w:t xml:space="preserve"> </w:t>
-      </w:r>
-      <w:r>
-        <w:rPr>
-          <w:b/>
-          <w:bCs/>
-          <w:sz w:val="24"/>
-          <w:szCs w:val="24"/>
-        </w:rPr>
-        <w:t>generador</w:t>
+        <w:t>Configuración generadora</w:t>
       </w:r>
       <w:r>
         <w:rPr>
@@ -4050,18 +4164,16 @@
       </w:r>
     </w:p>
     <w:p>
-      <w:pPr>
-        <w:rPr>
-          <w:b/>
-          <w:bCs/>
-          <w:sz w:val="24"/>
-          <w:szCs w:val="24"/>
-        </w:rPr>
-      </w:pPr>
-    </w:p>
-    <w:p>
-      <w:r>
-        <w:t>Es necesario descargar driver VISA para usar desde MATLAB el generador de funciones</w:t>
+      <w:r>
+        <w:t xml:space="preserve">Es necesario descargar </w:t>
+      </w:r>
+      <w:proofErr w:type="gramStart"/>
+      <w:r>
+        <w:t>driver</w:t>
+      </w:r>
+      <w:proofErr w:type="gramEnd"/>
+      <w:r>
+        <w:t xml:space="preserve"> VISA para usar desde MATLAB el generador de funciones</w:t>
       </w:r>
     </w:p>
     <w:p>
@@ -4075,6 +4187,16 @@
       </w:hyperlink>
     </w:p>
     <w:p/>
+    <w:p>
+      <w:pPr>
+        <w:rPr>
+          <w:b/>
+          <w:bCs/>
+          <w:sz w:val="24"/>
+          <w:szCs w:val="24"/>
+        </w:rPr>
+      </w:pPr>
+    </w:p>
     <w:p>
       <w:pPr>
         <w:rPr>
@@ -7152,6 +7274,7 @@
   <w:style w:type="character" w:default="1" w:styleId="Fuentedeprrafopredeter">
     <w:name w:val="Default Paragraph Font"/>
     <w:uiPriority w:val="1"/>
+    <w:semiHidden/>
     <w:unhideWhenUsed/>
   </w:style>
   <w:style w:type="table" w:default="1" w:styleId="Tablanormal">
